--- a/lessons/6-8/downloads/reveal/6.8-session-1-practice-form-b.docx
+++ b/lessons/6-8/downloads/reveal/6.8-session-1-practice-form-b.docx
@@ -15,7 +15,7 @@
         <w:rPr>
           <w:rFonts w:ascii="Avenir Next" w:hAnsi="Avenir Next" w:cs="Avenir Next" w:eastAsia="Avenir Next"/>
           <w:color w:val="1A1A1A"/>
-          <w:sz w:val="20"/>
+          <w:sz w:val="22"/>
           <w:szCs w:val="20"/>
         </w:rPr>
         <w:t xml:space="preserve">Name</w:t>
@@ -33,7 +33,7 @@
         <w:rPr>
           <w:rFonts w:ascii="Avenir Next" w:hAnsi="Avenir Next" w:cs="Avenir Next" w:eastAsia="Avenir Next"/>
           <w:color w:val="1A1A1A"/>
-          <w:sz w:val="20"/>
+          <w:sz w:val="22"/>
           <w:szCs w:val="20"/>
         </w:rPr>
         <w:t xml:space="preserve">   Date</w:t>
@@ -51,7 +51,7 @@
         <w:rPr>
           <w:rFonts w:ascii="Avenir Next" w:hAnsi="Avenir Next" w:cs="Avenir Next" w:eastAsia="Avenir Next"/>
           <w:color w:val="1A1A1A"/>
-          <w:sz w:val="20"/>
+          <w:sz w:val="22"/>
           <w:szCs w:val="20"/>
         </w:rPr>
         <w:t xml:space="preserve">   Period</w:t>
@@ -78,7 +78,7 @@
           <w:caps/>
           <w:color w:val="003A70"/>
           <w:spacing w:val="12"/>
-          <w:sz w:val="19"/>
+          <w:sz w:val="22"/>
           <w:szCs w:val="19"/>
         </w:rPr>
         <w:t xml:space="preserve">Lesson 6-8  ·  Session 1  ·  Practice  ·  Form B</w:t>
@@ -86,6 +86,7 @@
     </w:p>
     <w:p>
       <w:pPr>
+        <w:pStyle w:val="Heading1"/>
         <w:keepNext/>
         <w:spacing w:before="0" w:after="10" w:line="240" w:lineRule="auto"/>
       </w:pPr>
@@ -111,7 +112,7 @@
         <w:rPr>
           <w:rFonts w:ascii="Avenir Next" w:hAnsi="Avenir Next" w:cs="Avenir Next" w:eastAsia="Avenir Next"/>
           <w:color w:val="5A5F66"/>
-          <w:sz w:val="17"/>
+          <w:sz w:val="22"/>
           <w:szCs w:val="17"/>
         </w:rPr>
         <w:t xml:space="preserve">Learning target — I can use the distributive property and like terms to rewrite an expression in simplest form.</w:t>
@@ -128,7 +129,7 @@
     </w:p>
     <w:p>
       <w:pPr>
-        <w:spacing w:before="0" w:after="0" w:line="60" w:lineRule="auto"/>
+        <w:spacing w:before="0" w:after="0" w:line="50" w:lineRule="exact"/>
       </w:pPr>
     </w:p>
     <w:tbl>
@@ -167,6 +168,7 @@
           </w:tcPr>
           <w:p>
             <w:pPr>
+              <w:pStyle w:val="Heading2"/>
               <w:spacing w:before="0" w:after="40" w:line="264" w:lineRule="auto"/>
             </w:pPr>
             <w:r>
@@ -194,64 +196,83 @@
                 <w:rFonts w:ascii="Avenir Next" w:hAnsi="Avenir Next" w:cs="Avenir Next" w:eastAsia="Avenir Next"/>
                 <w:b/>
                 <w:color w:val="003A70"/>
+                <w:sz w:val="22"/>
+                <w:szCs w:val="18"/>
+              </w:rPr>
+              <w:t xml:space="preserve">•</w:t>
+            </w:r>
+            <w:r>
+              <w:rPr>
+                <w:rFonts w:ascii="Avenir Next" w:hAnsi="Avenir Next" w:cs="Avenir Next" w:eastAsia="Avenir Next"/>
+                <w:color w:val="1A1A1A"/>
                 <w:sz w:val="18"/>
                 <w:szCs w:val="18"/>
               </w:rPr>
-              <w:t xml:space="preserve">•</w:t>
-            </w:r>
-            <w:r>
-              <w:rPr>
-                <w:rFonts w:ascii="Avenir Next" w:hAnsi="Avenir Next" w:cs="Avenir Next" w:eastAsia="Avenir Next"/>
-                <w:color w:val="1A1A1A"/>
-                <w:sz w:val="18"/>
+              <w:tab/>
+            </w:r>
+            <w:r>
+              <w:rPr>
+                <w:rFonts w:ascii="Avenir Next" w:hAnsi="Avenir Next" w:cs="Avenir Next" w:eastAsia="Avenir Next"/>
+                <w:b/>
+                <w:color w:val="1A1A1A"/>
+                <w:sz w:val="22"/>
                 <w:szCs w:val="18"/>
               </w:rPr>
-              <w:tab/>
-            </w:r>
-            <w:r>
-              <w:rPr>
-                <w:rFonts w:ascii="Avenir Next" w:hAnsi="Avenir Next" w:cs="Avenir Next" w:eastAsia="Avenir Next"/>
-                <w:b/>
-                <w:color w:val="1A1A1A"/>
-                <w:sz w:val="18"/>
+              <w:t xml:space="preserve">Distributive Property</w:t>
+            </w:r>
+            <w:r>
+              <w:rPr>
+                <w:rFonts w:ascii="Avenir Next" w:hAnsi="Avenir Next" w:cs="Avenir Next" w:eastAsia="Avenir Next"/>
+                <w:color w:val="1A1A1A"/>
+                <w:sz w:val="22"/>
                 <w:szCs w:val="18"/>
               </w:rPr>
-              <w:t xml:space="preserve">Distributive Property</w:t>
-            </w:r>
-            <w:r>
-              <w:rPr>
-                <w:rFonts w:ascii="Avenir Next" w:hAnsi="Avenir Next" w:cs="Avenir Next" w:eastAsia="Avenir Next"/>
-                <w:color w:val="1A1A1A"/>
-                <w:sz w:val="18"/>
+              <w:t xml:space="preserve">: multiply the outside number by </w:t>
+            </w:r>
+            <w:r>
+              <w:rPr>
+                <w:rFonts w:ascii="Avenir Next" w:hAnsi="Avenir Next" w:cs="Avenir Next" w:eastAsia="Avenir Next"/>
+                <w:b/>
+                <w:color w:val="1A1A1A"/>
+                <w:sz w:val="22"/>
                 <w:szCs w:val="18"/>
               </w:rPr>
-              <w:t xml:space="preserve">: multiply the outside number by </w:t>
-            </w:r>
-            <w:r>
-              <w:rPr>
-                <w:rFonts w:ascii="Avenir Next" w:hAnsi="Avenir Next" w:cs="Avenir Next" w:eastAsia="Avenir Next"/>
-                <w:b/>
-                <w:color w:val="1A1A1A"/>
-                <w:sz w:val="18"/>
+              <w:t xml:space="preserve">every</w:t>
+            </w:r>
+            <w:r>
+              <w:rPr>
+                <w:rFonts w:ascii="Avenir Next" w:hAnsi="Avenir Next" w:cs="Avenir Next" w:eastAsia="Avenir Next"/>
+                <w:color w:val="1A1A1A"/>
+                <w:sz w:val="22"/>
                 <w:szCs w:val="18"/>
               </w:rPr>
-              <w:t xml:space="preserve">every</w:t>
-            </w:r>
-            <w:r>
-              <w:rPr>
-                <w:rFonts w:ascii="Avenir Next" w:hAnsi="Avenir Next" w:cs="Avenir Next" w:eastAsia="Avenir Next"/>
-                <w:color w:val="1A1A1A"/>
-                <w:sz w:val="18"/>
+              <w:t xml:space="preserve"> term inside: 4(</w:t>
+            </w:r>
+            <w:r>
+              <w:rPr>
+                <w:rFonts w:ascii="Avenir Next" w:hAnsi="Avenir Next" w:cs="Avenir Next" w:eastAsia="Avenir Next"/>
+                <w:i/>
+                <w:color w:val="1A1A1A"/>
+                <w:sz w:val="22"/>
                 <w:szCs w:val="18"/>
               </w:rPr>
-              <w:t xml:space="preserve"> term inside: 4(</w:t>
+              <w:t xml:space="preserve">m</w:t>
+            </w:r>
+            <w:r>
+              <w:rPr>
+                <w:rFonts w:ascii="Avenir Next" w:hAnsi="Avenir Next" w:cs="Avenir Next" w:eastAsia="Avenir Next"/>
+                <w:color w:val="1A1A1A"/>
+                <w:sz w:val="22"/>
+                <w:szCs w:val="18"/>
+              </w:rPr>
+              <w:t xml:space="preserve"> + 2) = 4</w:t>
             </w:r>
             <w:r>
               <w:rPr>
                 <w:rFonts w:ascii="Avenir Next" w:hAnsi="Avenir Next" w:cs="Avenir Next" w:eastAsia="Avenir Next"/>
                 <w:i/>
                 <w:color w:val="1A1A1A"/>
-                <w:sz w:val="18"/>
+                <w:sz w:val="22"/>
                 <w:szCs w:val="18"/>
               </w:rPr>
               <w:t xml:space="preserve">m</w:t>
@@ -260,26 +281,7 @@
               <w:rPr>
                 <w:rFonts w:ascii="Avenir Next" w:hAnsi="Avenir Next" w:cs="Avenir Next" w:eastAsia="Avenir Next"/>
                 <w:color w:val="1A1A1A"/>
-                <w:sz w:val="18"/>
-                <w:szCs w:val="18"/>
-              </w:rPr>
-              <w:t xml:space="preserve"> + 2) = 4</w:t>
-            </w:r>
-            <w:r>
-              <w:rPr>
-                <w:rFonts w:ascii="Avenir Next" w:hAnsi="Avenir Next" w:cs="Avenir Next" w:eastAsia="Avenir Next"/>
-                <w:i/>
-                <w:color w:val="1A1A1A"/>
-                <w:sz w:val="18"/>
-                <w:szCs w:val="18"/>
-              </w:rPr>
-              <w:t xml:space="preserve">m</w:t>
-            </w:r>
-            <w:r>
-              <w:rPr>
-                <w:rFonts w:ascii="Avenir Next" w:hAnsi="Avenir Next" w:cs="Avenir Next" w:eastAsia="Avenir Next"/>
-                <w:color w:val="1A1A1A"/>
-                <w:sz w:val="18"/>
+                <w:sz w:val="22"/>
                 <w:szCs w:val="18"/>
               </w:rPr>
               <w:t xml:space="preserve"> + 8.</w:t>
@@ -298,45 +300,64 @@
                 <w:rFonts w:ascii="Avenir Next" w:hAnsi="Avenir Next" w:cs="Avenir Next" w:eastAsia="Avenir Next"/>
                 <w:b/>
                 <w:color w:val="003A70"/>
+                <w:sz w:val="22"/>
+                <w:szCs w:val="18"/>
+              </w:rPr>
+              <w:t xml:space="preserve">•</w:t>
+            </w:r>
+            <w:r>
+              <w:rPr>
+                <w:rFonts w:ascii="Avenir Next" w:hAnsi="Avenir Next" w:cs="Avenir Next" w:eastAsia="Avenir Next"/>
+                <w:color w:val="1A1A1A"/>
                 <w:sz w:val="18"/>
                 <w:szCs w:val="18"/>
               </w:rPr>
-              <w:t xml:space="preserve">•</w:t>
-            </w:r>
-            <w:r>
-              <w:rPr>
-                <w:rFonts w:ascii="Avenir Next" w:hAnsi="Avenir Next" w:cs="Avenir Next" w:eastAsia="Avenir Next"/>
-                <w:color w:val="1A1A1A"/>
-                <w:sz w:val="18"/>
+              <w:tab/>
+            </w:r>
+            <w:r>
+              <w:rPr>
+                <w:rFonts w:ascii="Avenir Next" w:hAnsi="Avenir Next" w:cs="Avenir Next" w:eastAsia="Avenir Next"/>
+                <w:b/>
+                <w:color w:val="1A1A1A"/>
+                <w:sz w:val="22"/>
                 <w:szCs w:val="18"/>
               </w:rPr>
-              <w:tab/>
-            </w:r>
-            <w:r>
-              <w:rPr>
-                <w:rFonts w:ascii="Avenir Next" w:hAnsi="Avenir Next" w:cs="Avenir Next" w:eastAsia="Avenir Next"/>
-                <w:b/>
-                <w:color w:val="1A1A1A"/>
-                <w:sz w:val="18"/>
+              <w:t xml:space="preserve">Like terms</w:t>
+            </w:r>
+            <w:r>
+              <w:rPr>
+                <w:rFonts w:ascii="Avenir Next" w:hAnsi="Avenir Next" w:cs="Avenir Next" w:eastAsia="Avenir Next"/>
+                <w:color w:val="1A1A1A"/>
+                <w:sz w:val="22"/>
                 <w:szCs w:val="18"/>
               </w:rPr>
-              <w:t xml:space="preserve">Like terms</w:t>
-            </w:r>
-            <w:r>
-              <w:rPr>
-                <w:rFonts w:ascii="Avenir Next" w:hAnsi="Avenir Next" w:cs="Avenir Next" w:eastAsia="Avenir Next"/>
-                <w:color w:val="1A1A1A"/>
-                <w:sz w:val="18"/>
+              <w:t xml:space="preserve"> have the same variable part, so you can add them: 4</w:t>
+            </w:r>
+            <w:r>
+              <w:rPr>
+                <w:rFonts w:ascii="Avenir Next" w:hAnsi="Avenir Next" w:cs="Avenir Next" w:eastAsia="Avenir Next"/>
+                <w:i/>
+                <w:color w:val="1A1A1A"/>
+                <w:sz w:val="22"/>
                 <w:szCs w:val="18"/>
               </w:rPr>
-              <w:t xml:space="preserve"> have the same variable part, so you can add them: 4</w:t>
+              <w:t xml:space="preserve">m</w:t>
+            </w:r>
+            <w:r>
+              <w:rPr>
+                <w:rFonts w:ascii="Avenir Next" w:hAnsi="Avenir Next" w:cs="Avenir Next" w:eastAsia="Avenir Next"/>
+                <w:color w:val="1A1A1A"/>
+                <w:sz w:val="22"/>
+                <w:szCs w:val="18"/>
+              </w:rPr>
+              <w:t xml:space="preserve"> + 3</w:t>
             </w:r>
             <w:r>
               <w:rPr>
                 <w:rFonts w:ascii="Avenir Next" w:hAnsi="Avenir Next" w:cs="Avenir Next" w:eastAsia="Avenir Next"/>
                 <w:i/>
                 <w:color w:val="1A1A1A"/>
-                <w:sz w:val="18"/>
+                <w:sz w:val="22"/>
                 <w:szCs w:val="18"/>
               </w:rPr>
               <w:t xml:space="preserve">m</w:t>
@@ -345,17 +366,17 @@
               <w:rPr>
                 <w:rFonts w:ascii="Avenir Next" w:hAnsi="Avenir Next" w:cs="Avenir Next" w:eastAsia="Avenir Next"/>
                 <w:color w:val="1A1A1A"/>
-                <w:sz w:val="18"/>
+                <w:sz w:val="22"/>
                 <w:szCs w:val="18"/>
               </w:rPr>
-              <w:t xml:space="preserve"> + 3</w:t>
+              <w:t xml:space="preserve"> = 7</w:t>
             </w:r>
             <w:r>
               <w:rPr>
                 <w:rFonts w:ascii="Avenir Next" w:hAnsi="Avenir Next" w:cs="Avenir Next" w:eastAsia="Avenir Next"/>
                 <w:i/>
                 <w:color w:val="1A1A1A"/>
-                <w:sz w:val="18"/>
+                <w:sz w:val="22"/>
                 <w:szCs w:val="18"/>
               </w:rPr>
               <w:t xml:space="preserve">m</w:t>
@@ -364,26 +385,7 @@
               <w:rPr>
                 <w:rFonts w:ascii="Avenir Next" w:hAnsi="Avenir Next" w:cs="Avenir Next" w:eastAsia="Avenir Next"/>
                 <w:color w:val="1A1A1A"/>
-                <w:sz w:val="18"/>
-                <w:szCs w:val="18"/>
-              </w:rPr>
-              <w:t xml:space="preserve"> = 7</w:t>
-            </w:r>
-            <w:r>
-              <w:rPr>
-                <w:rFonts w:ascii="Avenir Next" w:hAnsi="Avenir Next" w:cs="Avenir Next" w:eastAsia="Avenir Next"/>
-                <w:i/>
-                <w:color w:val="1A1A1A"/>
-                <w:sz w:val="18"/>
-                <w:szCs w:val="18"/>
-              </w:rPr>
-              <w:t xml:space="preserve">m</w:t>
-            </w:r>
-            <w:r>
-              <w:rPr>
-                <w:rFonts w:ascii="Avenir Next" w:hAnsi="Avenir Next" w:cs="Avenir Next" w:eastAsia="Avenir Next"/>
-                <w:color w:val="1A1A1A"/>
-                <w:sz w:val="18"/>
+                <w:sz w:val="22"/>
                 <w:szCs w:val="18"/>
               </w:rPr>
               <w:t xml:space="preserve">. Add the plain numbers too.</w:t>
@@ -402,44 +404,44 @@
                 <w:rFonts w:ascii="Avenir Next" w:hAnsi="Avenir Next" w:cs="Avenir Next" w:eastAsia="Avenir Next"/>
                 <w:b/>
                 <w:color w:val="003A70"/>
+                <w:sz w:val="22"/>
+                <w:szCs w:val="18"/>
+              </w:rPr>
+              <w:t xml:space="preserve">•</w:t>
+            </w:r>
+            <w:r>
+              <w:rPr>
+                <w:rFonts w:ascii="Avenir Next" w:hAnsi="Avenir Next" w:cs="Avenir Next" w:eastAsia="Avenir Next"/>
+                <w:color w:val="1A1A1A"/>
                 <w:sz w:val="18"/>
                 <w:szCs w:val="18"/>
               </w:rPr>
-              <w:t xml:space="preserve">•</w:t>
-            </w:r>
-            <w:r>
-              <w:rPr>
-                <w:rFonts w:ascii="Avenir Next" w:hAnsi="Avenir Next" w:cs="Avenir Next" w:eastAsia="Avenir Next"/>
-                <w:color w:val="1A1A1A"/>
-                <w:sz w:val="18"/>
+              <w:tab/>
+            </w:r>
+            <w:r>
+              <w:rPr>
+                <w:rFonts w:ascii="Avenir Next" w:hAnsi="Avenir Next" w:cs="Avenir Next" w:eastAsia="Avenir Next"/>
+                <w:color w:val="1A1A1A"/>
+                <w:sz w:val="22"/>
                 <w:szCs w:val="18"/>
               </w:rPr>
-              <w:tab/>
-            </w:r>
-            <w:r>
-              <w:rPr>
-                <w:rFonts w:ascii="Avenir Next" w:hAnsi="Avenir Next" w:cs="Avenir Next" w:eastAsia="Avenir Next"/>
-                <w:color w:val="1A1A1A"/>
-                <w:sz w:val="18"/>
+              <w:t xml:space="preserve">Swapping (Commutative) and regrouping (Associative) work for </w:t>
+            </w:r>
+            <w:r>
+              <w:rPr>
+                <w:rFonts w:ascii="Avenir Next" w:hAnsi="Avenir Next" w:cs="Avenir Next" w:eastAsia="Avenir Next"/>
+                <w:b/>
+                <w:color w:val="1A1A1A"/>
+                <w:sz w:val="22"/>
                 <w:szCs w:val="18"/>
               </w:rPr>
-              <w:t xml:space="preserve">Swapping (Commutative) and regrouping (Associative) work for </w:t>
-            </w:r>
-            <w:r>
-              <w:rPr>
-                <w:rFonts w:ascii="Avenir Next" w:hAnsi="Avenir Next" w:cs="Avenir Next" w:eastAsia="Avenir Next"/>
-                <w:b/>
-                <w:color w:val="1A1A1A"/>
-                <w:sz w:val="18"/>
-                <w:szCs w:val="18"/>
-              </w:rPr>
               <w:t xml:space="preserve">adding and multiplying only</w:t>
             </w:r>
             <w:r>
               <w:rPr>
                 <w:rFonts w:ascii="Avenir Next" w:hAnsi="Avenir Next" w:cs="Avenir Next" w:eastAsia="Avenir Next"/>
                 <w:color w:val="1A1A1A"/>
-                <w:sz w:val="18"/>
+                <w:sz w:val="22"/>
                 <w:szCs w:val="18"/>
               </w:rPr>
               <w:t xml:space="preserve">.</w:t>
@@ -454,6 +456,7 @@
           </w:tcPr>
           <w:p>
             <w:pPr>
+              <w:pStyle w:val="Heading2"/>
               <w:spacing w:before="0" w:after="40" w:line="264" w:lineRule="auto"/>
             </w:pPr>
             <w:r>
@@ -476,7 +479,7 @@
               <w:rPr>
                 <w:rFonts w:ascii="Avenir Next" w:hAnsi="Avenir Next" w:cs="Avenir Next" w:eastAsia="Avenir Next"/>
                 <w:color w:val="1A1A1A"/>
-                <w:sz w:val="17"/>
+                <w:sz w:val="22"/>
                 <w:szCs w:val="17"/>
               </w:rPr>
               <w:t xml:space="preserve">Simplify 4(</w:t>
@@ -486,7 +489,7 @@
                 <w:rFonts w:ascii="Avenir Next" w:hAnsi="Avenir Next" w:cs="Avenir Next" w:eastAsia="Avenir Next"/>
                 <w:i/>
                 <w:color w:val="1A1A1A"/>
-                <w:sz w:val="17"/>
+                <w:sz w:val="22"/>
                 <w:szCs w:val="17"/>
               </w:rPr>
               <w:t xml:space="preserve">m</w:t>
@@ -495,7 +498,7 @@
               <w:rPr>
                 <w:rFonts w:ascii="Avenir Next" w:hAnsi="Avenir Next" w:cs="Avenir Next" w:eastAsia="Avenir Next"/>
                 <w:color w:val="1A1A1A"/>
-                <w:sz w:val="17"/>
+                <w:sz w:val="22"/>
                 <w:szCs w:val="17"/>
               </w:rPr>
               <w:t xml:space="preserve"> + 2) + 3</w:t>
@@ -505,7 +508,7 @@
                 <w:rFonts w:ascii="Avenir Next" w:hAnsi="Avenir Next" w:cs="Avenir Next" w:eastAsia="Avenir Next"/>
                 <w:i/>
                 <w:color w:val="1A1A1A"/>
-                <w:sz w:val="17"/>
+                <w:sz w:val="22"/>
                 <w:szCs w:val="17"/>
               </w:rPr>
               <w:t xml:space="preserve">m</w:t>
@@ -514,7 +517,7 @@
               <w:rPr>
                 <w:rFonts w:ascii="Avenir Next" w:hAnsi="Avenir Next" w:cs="Avenir Next" w:eastAsia="Avenir Next"/>
                 <w:color w:val="1A1A1A"/>
-                <w:sz w:val="17"/>
+                <w:sz w:val="22"/>
                 <w:szCs w:val="17"/>
               </w:rPr>
               <w:t xml:space="preserve">.</w:t>
@@ -533,25 +536,25 @@
                 <w:rFonts w:ascii="Avenir Next" w:hAnsi="Avenir Next" w:cs="Avenir Next" w:eastAsia="Avenir Next"/>
                 <w:b/>
                 <w:color w:val="003A70"/>
+                <w:sz w:val="22"/>
+                <w:szCs w:val="17"/>
+              </w:rPr>
+              <w:t xml:space="preserve">Step 1</w:t>
+            </w:r>
+            <w:r>
+              <w:rPr>
+                <w:rFonts w:ascii="Avenir Next" w:hAnsi="Avenir Next" w:cs="Avenir Next" w:eastAsia="Avenir Next"/>
+                <w:color w:val="1A1A1A"/>
                 <w:sz w:val="17"/>
                 <w:szCs w:val="17"/>
               </w:rPr>
-              <w:t xml:space="preserve">Step 1</w:t>
-            </w:r>
-            <w:r>
-              <w:rPr>
-                <w:rFonts w:ascii="Avenir Next" w:hAnsi="Avenir Next" w:cs="Avenir Next" w:eastAsia="Avenir Next"/>
-                <w:color w:val="1A1A1A"/>
-                <w:sz w:val="17"/>
-                <w:szCs w:val="17"/>
-              </w:rPr>
               <w:tab/>
             </w:r>
             <w:r>
               <w:rPr>
                 <w:rFonts w:ascii="Avenir Next" w:hAnsi="Avenir Next" w:cs="Avenir Next" w:eastAsia="Avenir Next"/>
                 <w:color w:val="1A1A1A"/>
-                <w:sz w:val="17"/>
+                <w:sz w:val="22"/>
                 <w:szCs w:val="17"/>
               </w:rPr>
               <w:t xml:space="preserve">Distribute the 4: 4m + 8 + 3m.</w:t>
@@ -570,25 +573,25 @@
                 <w:rFonts w:ascii="Avenir Next" w:hAnsi="Avenir Next" w:cs="Avenir Next" w:eastAsia="Avenir Next"/>
                 <w:b/>
                 <w:color w:val="003A70"/>
+                <w:sz w:val="22"/>
+                <w:szCs w:val="17"/>
+              </w:rPr>
+              <w:t xml:space="preserve">Step 2</w:t>
+            </w:r>
+            <w:r>
+              <w:rPr>
+                <w:rFonts w:ascii="Avenir Next" w:hAnsi="Avenir Next" w:cs="Avenir Next" w:eastAsia="Avenir Next"/>
+                <w:color w:val="1A1A1A"/>
                 <w:sz w:val="17"/>
                 <w:szCs w:val="17"/>
               </w:rPr>
-              <w:t xml:space="preserve">Step 2</w:t>
-            </w:r>
-            <w:r>
-              <w:rPr>
-                <w:rFonts w:ascii="Avenir Next" w:hAnsi="Avenir Next" w:cs="Avenir Next" w:eastAsia="Avenir Next"/>
-                <w:color w:val="1A1A1A"/>
-                <w:sz w:val="17"/>
-                <w:szCs w:val="17"/>
-              </w:rPr>
               <w:tab/>
             </w:r>
             <w:r>
               <w:rPr>
                 <w:rFonts w:ascii="Avenir Next" w:hAnsi="Avenir Next" w:cs="Avenir Next" w:eastAsia="Avenir Next"/>
                 <w:color w:val="1A1A1A"/>
-                <w:sz w:val="17"/>
+                <w:sz w:val="22"/>
                 <w:szCs w:val="17"/>
               </w:rPr>
               <w:t xml:space="preserve">Move like terms together: 4m + 3m + 8.</w:t>
@@ -607,25 +610,25 @@
                 <w:rFonts w:ascii="Avenir Next" w:hAnsi="Avenir Next" w:cs="Avenir Next" w:eastAsia="Avenir Next"/>
                 <w:b/>
                 <w:color w:val="003A70"/>
+                <w:sz w:val="22"/>
+                <w:szCs w:val="17"/>
+              </w:rPr>
+              <w:t xml:space="preserve">Step 3</w:t>
+            </w:r>
+            <w:r>
+              <w:rPr>
+                <w:rFonts w:ascii="Avenir Next" w:hAnsi="Avenir Next" w:cs="Avenir Next" w:eastAsia="Avenir Next"/>
+                <w:color w:val="1A1A1A"/>
                 <w:sz w:val="17"/>
                 <w:szCs w:val="17"/>
               </w:rPr>
-              <w:t xml:space="preserve">Step 3</w:t>
-            </w:r>
-            <w:r>
-              <w:rPr>
-                <w:rFonts w:ascii="Avenir Next" w:hAnsi="Avenir Next" w:cs="Avenir Next" w:eastAsia="Avenir Next"/>
-                <w:color w:val="1A1A1A"/>
-                <w:sz w:val="17"/>
-                <w:szCs w:val="17"/>
-              </w:rPr>
               <w:tab/>
             </w:r>
             <w:r>
               <w:rPr>
                 <w:rFonts w:ascii="Avenir Next" w:hAnsi="Avenir Next" w:cs="Avenir Next" w:eastAsia="Avenir Next"/>
                 <w:color w:val="1A1A1A"/>
-                <w:sz w:val="17"/>
+                <w:sz w:val="22"/>
                 <w:szCs w:val="17"/>
               </w:rPr>
               <w:t xml:space="preserve">Combine: 7m + 8. Test m = 1: 4(3) + 3 = 15 and 7 + 8 = 15.</w:t>
@@ -644,18 +647,18 @@
                 <w:rFonts w:ascii="Avenir Next" w:hAnsi="Avenir Next" w:cs="Avenir Next" w:eastAsia="Avenir Next"/>
                 <w:b/>
                 <w:color w:val="1A1A1A"/>
+                <w:sz w:val="22"/>
+                <w:szCs w:val="17"/>
+              </w:rPr>
+              <w:t xml:space="preserve">Answer</w:t>
+            </w:r>
+            <w:r>
+              <w:rPr>
+                <w:rFonts w:ascii="Avenir Next" w:hAnsi="Avenir Next" w:cs="Avenir Next" w:eastAsia="Avenir Next"/>
+                <w:color w:val="1A1A1A"/>
                 <w:sz w:val="17"/>
                 <w:szCs w:val="17"/>
               </w:rPr>
-              <w:t xml:space="preserve">Answer</w:t>
-            </w:r>
-            <w:r>
-              <w:rPr>
-                <w:rFonts w:ascii="Avenir Next" w:hAnsi="Avenir Next" w:cs="Avenir Next" w:eastAsia="Avenir Next"/>
-                <w:color w:val="1A1A1A"/>
-                <w:sz w:val="17"/>
-                <w:szCs w:val="17"/>
-              </w:rPr>
               <w:tab/>
             </w:r>
             <w:r>
@@ -663,7 +666,7 @@
                 <w:rFonts w:ascii="Avenir Next" w:hAnsi="Avenir Next" w:cs="Avenir Next" w:eastAsia="Avenir Next"/>
                 <w:b/>
                 <w:color w:val="1A1A1A"/>
-                <w:sz w:val="17"/>
+                <w:sz w:val="22"/>
                 <w:szCs w:val="17"/>
               </w:rPr>
               <w:t xml:space="preserve">7m + 8</w:t>
@@ -692,7 +695,7 @@
           <w:rFonts w:ascii="Avenir Next" w:hAnsi="Avenir Next" w:cs="Avenir Next" w:eastAsia="Avenir Next"/>
           <w:b/>
           <w:color w:val="1A1A1A"/>
-          <w:sz w:val="17"/>
+          <w:sz w:val="22"/>
           <w:szCs w:val="17"/>
         </w:rPr>
         <w:t xml:space="preserve">Distributive Property</w:t>
@@ -702,7 +705,7 @@
           <w:rFonts w:ascii="Avenir Next" w:hAnsi="Avenir Next" w:cs="Avenir Next" w:eastAsia="Avenir Next"/>
           <w:i/>
           <w:color w:val="5A5F66"/>
-          <w:sz w:val="17"/>
+          <w:sz w:val="22"/>
           <w:szCs w:val="17"/>
         </w:rPr>
         <w:t xml:space="preserve"> (propiedad distributiva)</w:t>
@@ -711,7 +714,7 @@
         <w:rPr>
           <w:rFonts w:ascii="Avenir Next" w:hAnsi="Avenir Next" w:cs="Avenir Next" w:eastAsia="Avenir Next"/>
           <w:color w:val="5A5F66"/>
-          <w:sz w:val="17"/>
+          <w:sz w:val="22"/>
           <w:szCs w:val="17"/>
         </w:rPr>
         <w:t xml:space="preserve">   ·   </w:t>
@@ -721,7 +724,7 @@
           <w:rFonts w:ascii="Avenir Next" w:hAnsi="Avenir Next" w:cs="Avenir Next" w:eastAsia="Avenir Next"/>
           <w:b/>
           <w:color w:val="1A1A1A"/>
-          <w:sz w:val="17"/>
+          <w:sz w:val="22"/>
           <w:szCs w:val="17"/>
         </w:rPr>
         <w:t xml:space="preserve">like terms</w:t>
@@ -731,7 +734,7 @@
           <w:rFonts w:ascii="Avenir Next" w:hAnsi="Avenir Next" w:cs="Avenir Next" w:eastAsia="Avenir Next"/>
           <w:i/>
           <w:color w:val="5A5F66"/>
-          <w:sz w:val="17"/>
+          <w:sz w:val="22"/>
           <w:szCs w:val="17"/>
         </w:rPr>
         <w:t xml:space="preserve"> (términos semejantes)</w:t>
@@ -740,7 +743,7 @@
         <w:rPr>
           <w:rFonts w:ascii="Avenir Next" w:hAnsi="Avenir Next" w:cs="Avenir Next" w:eastAsia="Avenir Next"/>
           <w:color w:val="5A5F66"/>
-          <w:sz w:val="17"/>
+          <w:sz w:val="22"/>
           <w:szCs w:val="17"/>
         </w:rPr>
         <w:t xml:space="preserve">   ·   </w:t>
@@ -750,7 +753,7 @@
           <w:rFonts w:ascii="Avenir Next" w:hAnsi="Avenir Next" w:cs="Avenir Next" w:eastAsia="Avenir Next"/>
           <w:b/>
           <w:color w:val="1A1A1A"/>
-          <w:sz w:val="17"/>
+          <w:sz w:val="22"/>
           <w:szCs w:val="17"/>
         </w:rPr>
         <w:t xml:space="preserve">equivalent expressions</w:t>
@@ -760,7 +763,7 @@
           <w:rFonts w:ascii="Avenir Next" w:hAnsi="Avenir Next" w:cs="Avenir Next" w:eastAsia="Avenir Next"/>
           <w:i/>
           <w:color w:val="5A5F66"/>
-          <w:sz w:val="17"/>
+          <w:sz w:val="22"/>
           <w:szCs w:val="17"/>
         </w:rPr>
         <w:t xml:space="preserve"> (expresiones equivalentes)</w:t>
@@ -768,6 +771,7 @@
     </w:p>
     <w:p>
       <w:pPr>
+        <w:pStyle w:val="Heading2"/>
         <w:keepNext/>
         <w:pBdr>
           <w:bottom w:val="single" w:sz="8" w:space="3" w:color="003A70"/>
@@ -783,7 +787,7 @@
           <w:b/>
           <w:color w:val="003A70"/>
           <w:spacing w:val="14"/>
-          <w:sz w:val="19"/>
+          <w:sz w:val="22"/>
           <w:szCs w:val="19"/>
         </w:rPr>
         <w:t xml:space="preserve">PRACTICE</w:t>
@@ -802,7 +806,7 @@
           <w:rFonts w:ascii="Avenir Next" w:hAnsi="Avenir Next" w:cs="Avenir Next" w:eastAsia="Avenir Next"/>
           <w:i/>
           <w:color w:val="5A5F66"/>
-          <w:sz w:val="17"/>
+          <w:sz w:val="22"/>
           <w:szCs w:val="17"/>
         </w:rPr>
         <w:t xml:space="preserve">show your work · label units</w:t>
@@ -810,7 +814,7 @@
     </w:p>
     <w:p>
       <w:pPr>
-        <w:spacing w:before="0" w:after="0" w:line="20" w:lineRule="exact"/>
+        <w:spacing w:before="0" w:after="0" w:line="50" w:lineRule="exact"/>
       </w:pPr>
     </w:p>
     <w:tbl>
@@ -860,25 +864,25 @@
                 <w:rFonts w:ascii="Avenir Next" w:hAnsi="Avenir Next" w:cs="Avenir Next" w:eastAsia="Avenir Next"/>
                 <w:b/>
                 <w:color w:val="1A1A1A"/>
+                <w:sz w:val="22"/>
+                <w:szCs w:val="20"/>
+              </w:rPr>
+              <w:t xml:space="preserve">1.</w:t>
+            </w:r>
+            <w:r>
+              <w:rPr>
+                <w:rFonts w:ascii="Avenir Next" w:hAnsi="Avenir Next" w:cs="Avenir Next" w:eastAsia="Avenir Next"/>
+                <w:color w:val="1A1A1A"/>
                 <w:sz w:val="20"/>
                 <w:szCs w:val="20"/>
               </w:rPr>
-              <w:t xml:space="preserve">1.</w:t>
-            </w:r>
-            <w:r>
-              <w:rPr>
-                <w:rFonts w:ascii="Avenir Next" w:hAnsi="Avenir Next" w:cs="Avenir Next" w:eastAsia="Avenir Next"/>
-                <w:color w:val="1A1A1A"/>
-                <w:sz w:val="20"/>
-                <w:szCs w:val="20"/>
-              </w:rPr>
               <w:tab/>
             </w:r>
             <w:r>
               <w:rPr>
                 <w:rFonts w:ascii="Avenir Next" w:hAnsi="Avenir Next" w:cs="Avenir Next" w:eastAsia="Avenir Next"/>
                 <w:color w:val="1A1A1A"/>
-                <w:sz w:val="20"/>
+                <w:sz w:val="22"/>
                 <w:szCs w:val="20"/>
               </w:rPr>
               <w:t xml:space="preserve">Write each expression in simplest form.</w:t>
@@ -933,25 +937,25 @@
                       <w:rFonts w:ascii="Avenir Next" w:hAnsi="Avenir Next" w:cs="Avenir Next" w:eastAsia="Avenir Next"/>
                       <w:b/>
                       <w:color w:val="003A70"/>
+                      <w:sz w:val="22"/>
+                      <w:szCs w:val="20"/>
+                    </w:rPr>
+                    <w:t xml:space="preserve">a.</w:t>
+                  </w:r>
+                  <w:r>
+                    <w:rPr>
+                      <w:rFonts w:ascii="Avenir Next" w:hAnsi="Avenir Next" w:cs="Avenir Next" w:eastAsia="Avenir Next"/>
+                      <w:color w:val="1A1A1A"/>
                       <w:sz w:val="20"/>
                       <w:szCs w:val="20"/>
                     </w:rPr>
-                    <w:t xml:space="preserve">a.</w:t>
-                  </w:r>
-                  <w:r>
-                    <w:rPr>
-                      <w:rFonts w:ascii="Avenir Next" w:hAnsi="Avenir Next" w:cs="Avenir Next" w:eastAsia="Avenir Next"/>
-                      <w:color w:val="1A1A1A"/>
-                      <w:sz w:val="20"/>
-                      <w:szCs w:val="20"/>
-                    </w:rPr>
                     <w:tab/>
                   </w:r>
                   <w:r>
                     <w:rPr>
                       <w:rFonts w:ascii="Avenir Next" w:hAnsi="Avenir Next" w:cs="Avenir Next" w:eastAsia="Avenir Next"/>
                       <w:color w:val="1A1A1A"/>
-                      <w:sz w:val="20"/>
+                      <w:sz w:val="22"/>
                       <w:szCs w:val="20"/>
                     </w:rPr>
                     <w:t xml:space="preserve">6(</w:t>
@@ -961,7 +965,7 @@
                       <w:rFonts w:ascii="Avenir Next" w:hAnsi="Avenir Next" w:cs="Avenir Next" w:eastAsia="Avenir Next"/>
                       <w:i/>
                       <w:color w:val="1A1A1A"/>
-                      <w:sz w:val="20"/>
+                      <w:sz w:val="22"/>
                       <w:szCs w:val="20"/>
                     </w:rPr>
                     <w:t xml:space="preserve">n</w:t>
@@ -970,7 +974,7 @@
                     <w:rPr>
                       <w:rFonts w:ascii="Avenir Next" w:hAnsi="Avenir Next" w:cs="Avenir Next" w:eastAsia="Avenir Next"/>
                       <w:color w:val="1A1A1A"/>
-                      <w:sz w:val="20"/>
+                      <w:sz w:val="22"/>
                       <w:szCs w:val="20"/>
                     </w:rPr>
                     <w:t xml:space="preserve"> + 7) =</w:t>
@@ -1014,25 +1018,25 @@
                       <w:rFonts w:ascii="Avenir Next" w:hAnsi="Avenir Next" w:cs="Avenir Next" w:eastAsia="Avenir Next"/>
                       <w:b/>
                       <w:color w:val="003A70"/>
+                      <w:sz w:val="22"/>
+                      <w:szCs w:val="20"/>
+                    </w:rPr>
+                    <w:t xml:space="preserve">b.</w:t>
+                  </w:r>
+                  <w:r>
+                    <w:rPr>
+                      <w:rFonts w:ascii="Avenir Next" w:hAnsi="Avenir Next" w:cs="Avenir Next" w:eastAsia="Avenir Next"/>
+                      <w:color w:val="1A1A1A"/>
                       <w:sz w:val="20"/>
                       <w:szCs w:val="20"/>
                     </w:rPr>
-                    <w:t xml:space="preserve">b.</w:t>
-                  </w:r>
-                  <w:r>
-                    <w:rPr>
-                      <w:rFonts w:ascii="Avenir Next" w:hAnsi="Avenir Next" w:cs="Avenir Next" w:eastAsia="Avenir Next"/>
-                      <w:color w:val="1A1A1A"/>
-                      <w:sz w:val="20"/>
-                      <w:szCs w:val="20"/>
-                    </w:rPr>
                     <w:tab/>
                   </w:r>
                   <w:r>
                     <w:rPr>
                       <w:rFonts w:ascii="Avenir Next" w:hAnsi="Avenir Next" w:cs="Avenir Next" w:eastAsia="Avenir Next"/>
                       <w:color w:val="1A1A1A"/>
-                      <w:sz w:val="20"/>
+                      <w:sz w:val="22"/>
                       <w:szCs w:val="20"/>
                     </w:rPr>
                     <w:t xml:space="preserve">4(</w:t>
@@ -1042,7 +1046,7 @@
                       <w:rFonts w:ascii="Avenir Next" w:hAnsi="Avenir Next" w:cs="Avenir Next" w:eastAsia="Avenir Next"/>
                       <w:i/>
                       <w:color w:val="1A1A1A"/>
-                      <w:sz w:val="20"/>
+                      <w:sz w:val="22"/>
                       <w:szCs w:val="20"/>
                     </w:rPr>
                     <w:t xml:space="preserve">x</w:t>
@@ -1051,7 +1055,7 @@
                     <w:rPr>
                       <w:rFonts w:ascii="Avenir Next" w:hAnsi="Avenir Next" w:cs="Avenir Next" w:eastAsia="Avenir Next"/>
                       <w:color w:val="1A1A1A"/>
-                      <w:sz w:val="20"/>
+                      <w:sz w:val="22"/>
                       <w:szCs w:val="20"/>
                     </w:rPr>
                     <w:t xml:space="preserve"> + 3) + 7</w:t>
@@ -1061,7 +1065,7 @@
                       <w:rFonts w:ascii="Avenir Next" w:hAnsi="Avenir Next" w:cs="Avenir Next" w:eastAsia="Avenir Next"/>
                       <w:i/>
                       <w:color w:val="1A1A1A"/>
-                      <w:sz w:val="20"/>
+                      <w:sz w:val="22"/>
                       <w:szCs w:val="20"/>
                     </w:rPr>
                     <w:t xml:space="preserve">x</w:t>
@@ -1070,7 +1074,7 @@
                     <w:rPr>
                       <w:rFonts w:ascii="Avenir Next" w:hAnsi="Avenir Next" w:cs="Avenir Next" w:eastAsia="Avenir Next"/>
                       <w:color w:val="1A1A1A"/>
-                      <w:sz w:val="20"/>
+                      <w:sz w:val="22"/>
                       <w:szCs w:val="20"/>
                     </w:rPr>
                     <w:t xml:space="preserve"> =</w:t>
@@ -1120,25 +1124,25 @@
                       <w:rFonts w:ascii="Avenir Next" w:hAnsi="Avenir Next" w:cs="Avenir Next" w:eastAsia="Avenir Next"/>
                       <w:b/>
                       <w:color w:val="003A70"/>
+                      <w:sz w:val="22"/>
+                      <w:szCs w:val="20"/>
+                    </w:rPr>
+                    <w:t xml:space="preserve">c.</w:t>
+                  </w:r>
+                  <w:r>
+                    <w:rPr>
+                      <w:rFonts w:ascii="Avenir Next" w:hAnsi="Avenir Next" w:cs="Avenir Next" w:eastAsia="Avenir Next"/>
+                      <w:color w:val="1A1A1A"/>
                       <w:sz w:val="20"/>
                       <w:szCs w:val="20"/>
                     </w:rPr>
-                    <w:t xml:space="preserve">c.</w:t>
-                  </w:r>
-                  <w:r>
-                    <w:rPr>
-                      <w:rFonts w:ascii="Avenir Next" w:hAnsi="Avenir Next" w:cs="Avenir Next" w:eastAsia="Avenir Next"/>
-                      <w:color w:val="1A1A1A"/>
-                      <w:sz w:val="20"/>
-                      <w:szCs w:val="20"/>
-                    </w:rPr>
                     <w:tab/>
                   </w:r>
                   <w:r>
                     <w:rPr>
                       <w:rFonts w:ascii="Avenir Next" w:hAnsi="Avenir Next" w:cs="Avenir Next" w:eastAsia="Avenir Next"/>
                       <w:color w:val="1A1A1A"/>
-                      <w:sz w:val="20"/>
+                      <w:sz w:val="22"/>
                       <w:szCs w:val="20"/>
                     </w:rPr>
                     <w:t xml:space="preserve">5(</w:t>
@@ -1148,7 +1152,7 @@
                       <w:rFonts w:ascii="Avenir Next" w:hAnsi="Avenir Next" w:cs="Avenir Next" w:eastAsia="Avenir Next"/>
                       <w:i/>
                       <w:color w:val="1A1A1A"/>
-                      <w:sz w:val="20"/>
+                      <w:sz w:val="22"/>
                       <w:szCs w:val="20"/>
                     </w:rPr>
                     <w:t xml:space="preserve">y</w:t>
@@ -1157,7 +1161,7 @@
                     <w:rPr>
                       <w:rFonts w:ascii="Avenir Next" w:hAnsi="Avenir Next" w:cs="Avenir Next" w:eastAsia="Avenir Next"/>
                       <w:color w:val="1A1A1A"/>
-                      <w:sz w:val="20"/>
+                      <w:sz w:val="22"/>
                       <w:szCs w:val="20"/>
                     </w:rPr>
                     <w:t xml:space="preserve"> + 2) + 8</w:t>
@@ -1167,7 +1171,7 @@
                       <w:rFonts w:ascii="Avenir Next" w:hAnsi="Avenir Next" w:cs="Avenir Next" w:eastAsia="Avenir Next"/>
                       <w:i/>
                       <w:color w:val="1A1A1A"/>
-                      <w:sz w:val="20"/>
+                      <w:sz w:val="22"/>
                       <w:szCs w:val="20"/>
                     </w:rPr>
                     <w:t xml:space="preserve">y</w:t>
@@ -1176,7 +1180,7 @@
                     <w:rPr>
                       <w:rFonts w:ascii="Avenir Next" w:hAnsi="Avenir Next" w:cs="Avenir Next" w:eastAsia="Avenir Next"/>
                       <w:color w:val="1A1A1A"/>
-                      <w:sz w:val="20"/>
+                      <w:sz w:val="22"/>
                       <w:szCs w:val="20"/>
                     </w:rPr>
                     <w:t xml:space="preserve"> =</w:t>
@@ -1220,25 +1224,25 @@
                       <w:rFonts w:ascii="Avenir Next" w:hAnsi="Avenir Next" w:cs="Avenir Next" w:eastAsia="Avenir Next"/>
                       <w:b/>
                       <w:color w:val="003A70"/>
+                      <w:sz w:val="22"/>
+                      <w:szCs w:val="20"/>
+                    </w:rPr>
+                    <w:t xml:space="preserve">d.</w:t>
+                  </w:r>
+                  <w:r>
+                    <w:rPr>
+                      <w:rFonts w:ascii="Avenir Next" w:hAnsi="Avenir Next" w:cs="Avenir Next" w:eastAsia="Avenir Next"/>
+                      <w:color w:val="1A1A1A"/>
                       <w:sz w:val="20"/>
                       <w:szCs w:val="20"/>
                     </w:rPr>
-                    <w:t xml:space="preserve">d.</w:t>
-                  </w:r>
-                  <w:r>
-                    <w:rPr>
-                      <w:rFonts w:ascii="Avenir Next" w:hAnsi="Avenir Next" w:cs="Avenir Next" w:eastAsia="Avenir Next"/>
-                      <w:color w:val="1A1A1A"/>
-                      <w:sz w:val="20"/>
-                      <w:szCs w:val="20"/>
-                    </w:rPr>
                     <w:tab/>
                   </w:r>
                   <w:r>
                     <w:rPr>
                       <w:rFonts w:ascii="Avenir Next" w:hAnsi="Avenir Next" w:cs="Avenir Next" w:eastAsia="Avenir Next"/>
                       <w:color w:val="1A1A1A"/>
-                      <w:sz w:val="20"/>
+                      <w:sz w:val="22"/>
                       <w:szCs w:val="20"/>
                     </w:rPr>
                     <w:t xml:space="preserve">3(</w:t>
@@ -1248,7 +1252,7 @@
                       <w:rFonts w:ascii="Avenir Next" w:hAnsi="Avenir Next" w:cs="Avenir Next" w:eastAsia="Avenir Next"/>
                       <w:i/>
                       <w:color w:val="1A1A1A"/>
-                      <w:sz w:val="20"/>
+                      <w:sz w:val="22"/>
                       <w:szCs w:val="20"/>
                     </w:rPr>
                     <w:t xml:space="preserve">a</w:t>
@@ -1257,7 +1261,7 @@
                     <w:rPr>
                       <w:rFonts w:ascii="Avenir Next" w:hAnsi="Avenir Next" w:cs="Avenir Next" w:eastAsia="Avenir Next"/>
                       <w:color w:val="1A1A1A"/>
-                      <w:sz w:val="20"/>
+                      <w:sz w:val="22"/>
                       <w:szCs w:val="20"/>
                     </w:rPr>
                     <w:t xml:space="preserve"> + 2) + 2(</w:t>
@@ -1267,7 +1271,7 @@
                       <w:rFonts w:ascii="Avenir Next" w:hAnsi="Avenir Next" w:cs="Avenir Next" w:eastAsia="Avenir Next"/>
                       <w:i/>
                       <w:color w:val="1A1A1A"/>
-                      <w:sz w:val="20"/>
+                      <w:sz w:val="22"/>
                       <w:szCs w:val="20"/>
                     </w:rPr>
                     <w:t xml:space="preserve">a</w:t>
@@ -1276,7 +1280,7 @@
                     <w:rPr>
                       <w:rFonts w:ascii="Avenir Next" w:hAnsi="Avenir Next" w:cs="Avenir Next" w:eastAsia="Avenir Next"/>
                       <w:color w:val="1A1A1A"/>
-                      <w:sz w:val="20"/>
+                      <w:sz w:val="22"/>
                       <w:szCs w:val="20"/>
                     </w:rPr>
                     <w:t xml:space="preserve"> + 5) =</w:t>
@@ -1306,7 +1310,7 @@
           </w:tbl>
           <w:p>
             <w:pPr>
-              <w:spacing w:before="0" w:after="0" w:line="24" w:lineRule="auto"/>
+              <w:spacing w:before="0" w:after="0" w:line="50" w:lineRule="exact"/>
             </w:pPr>
           </w:p>
         </w:tc>
@@ -1314,12 +1318,12 @@
     </w:tbl>
     <w:p>
       <w:pPr>
-        <w:spacing w:before="0" w:after="0" w:line="20" w:lineRule="exact"/>
+        <w:spacing w:before="0" w:after="0" w:line="50" w:lineRule="exact"/>
       </w:pPr>
     </w:p>
     <w:p>
       <w:pPr>
-        <w:spacing w:before="0" w:after="0" w:line="20" w:lineRule="exact"/>
+        <w:spacing w:before="0" w:after="0" w:line="50" w:lineRule="exact"/>
       </w:pPr>
     </w:p>
     <w:tbl>
@@ -1369,25 +1373,25 @@
                 <w:rFonts w:ascii="Avenir Next" w:hAnsi="Avenir Next" w:cs="Avenir Next" w:eastAsia="Avenir Next"/>
                 <w:b/>
                 <w:color w:val="1A1A1A"/>
+                <w:sz w:val="22"/>
+                <w:szCs w:val="20"/>
+              </w:rPr>
+              <w:t xml:space="preserve">2.</w:t>
+            </w:r>
+            <w:r>
+              <w:rPr>
+                <w:rFonts w:ascii="Avenir Next" w:hAnsi="Avenir Next" w:cs="Avenir Next" w:eastAsia="Avenir Next"/>
+                <w:color w:val="1A1A1A"/>
                 <w:sz w:val="20"/>
                 <w:szCs w:val="20"/>
               </w:rPr>
-              <w:t xml:space="preserve">2.</w:t>
-            </w:r>
-            <w:r>
-              <w:rPr>
-                <w:rFonts w:ascii="Avenir Next" w:hAnsi="Avenir Next" w:cs="Avenir Next" w:eastAsia="Avenir Next"/>
-                <w:color w:val="1A1A1A"/>
-                <w:sz w:val="20"/>
-                <w:szCs w:val="20"/>
-              </w:rPr>
               <w:tab/>
             </w:r>
             <w:r>
               <w:rPr>
                 <w:rFonts w:ascii="Avenir Next" w:hAnsi="Avenir Next" w:cs="Avenir Next" w:eastAsia="Avenir Next"/>
                 <w:color w:val="1A1A1A"/>
-                <w:sz w:val="20"/>
+                <w:sz w:val="22"/>
                 <w:szCs w:val="20"/>
               </w:rPr>
               <w:t xml:space="preserve">Name the property that allows each rewrite.</w:t>
@@ -1443,25 +1447,25 @@
                       <w:rFonts w:ascii="Avenir Next" w:hAnsi="Avenir Next" w:cs="Avenir Next" w:eastAsia="Avenir Next"/>
                       <w:b/>
                       <w:color w:val="003A70"/>
+                      <w:sz w:val="22"/>
+                      <w:szCs w:val="20"/>
+                    </w:rPr>
+                    <w:t xml:space="preserve">a.</w:t>
+                  </w:r>
+                  <w:r>
+                    <w:rPr>
+                      <w:rFonts w:ascii="Avenir Next" w:hAnsi="Avenir Next" w:cs="Avenir Next" w:eastAsia="Avenir Next"/>
+                      <w:color w:val="1A1A1A"/>
                       <w:sz w:val="20"/>
                       <w:szCs w:val="20"/>
                     </w:rPr>
-                    <w:t xml:space="preserve">a.</w:t>
-                  </w:r>
-                  <w:r>
-                    <w:rPr>
-                      <w:rFonts w:ascii="Avenir Next" w:hAnsi="Avenir Next" w:cs="Avenir Next" w:eastAsia="Avenir Next"/>
-                      <w:color w:val="1A1A1A"/>
-                      <w:sz w:val="20"/>
-                      <w:szCs w:val="20"/>
-                    </w:rPr>
                     <w:tab/>
                   </w:r>
                   <w:r>
                     <w:rPr>
                       <w:rFonts w:ascii="Avenir Next" w:hAnsi="Avenir Next" w:cs="Avenir Next" w:eastAsia="Avenir Next"/>
                       <w:color w:val="1A1A1A"/>
-                      <w:sz w:val="20"/>
+                      <w:sz w:val="22"/>
                       <w:szCs w:val="20"/>
                     </w:rPr>
                     <w:t xml:space="preserve">7 + (</w:t>
@@ -1471,7 +1475,7 @@
                       <w:rFonts w:ascii="Avenir Next" w:hAnsi="Avenir Next" w:cs="Avenir Next" w:eastAsia="Avenir Next"/>
                       <w:i/>
                       <w:color w:val="1A1A1A"/>
-                      <w:sz w:val="20"/>
+                      <w:sz w:val="22"/>
                       <w:szCs w:val="20"/>
                     </w:rPr>
                     <w:t xml:space="preserve">x</w:t>
@@ -1480,7 +1484,7 @@
                     <w:rPr>
                       <w:rFonts w:ascii="Avenir Next" w:hAnsi="Avenir Next" w:cs="Avenir Next" w:eastAsia="Avenir Next"/>
                       <w:color w:val="1A1A1A"/>
-                      <w:sz w:val="20"/>
+                      <w:sz w:val="22"/>
                       <w:szCs w:val="20"/>
                     </w:rPr>
                     <w:t xml:space="preserve"> + 5) = (7 + </w:t>
@@ -1490,7 +1494,7 @@
                       <w:rFonts w:ascii="Avenir Next" w:hAnsi="Avenir Next" w:cs="Avenir Next" w:eastAsia="Avenir Next"/>
                       <w:i/>
                       <w:color w:val="1A1A1A"/>
-                      <w:sz w:val="20"/>
+                      <w:sz w:val="22"/>
                       <w:szCs w:val="20"/>
                     </w:rPr>
                     <w:t xml:space="preserve">x</w:t>
@@ -1499,7 +1503,7 @@
                     <w:rPr>
                       <w:rFonts w:ascii="Avenir Next" w:hAnsi="Avenir Next" w:cs="Avenir Next" w:eastAsia="Avenir Next"/>
                       <w:color w:val="1A1A1A"/>
-                      <w:sz w:val="20"/>
+                      <w:sz w:val="22"/>
                       <w:szCs w:val="20"/>
                     </w:rPr>
                     <w:t xml:space="preserve">) + 5</w:t>
@@ -1543,25 +1547,25 @@
                       <w:rFonts w:ascii="Avenir Next" w:hAnsi="Avenir Next" w:cs="Avenir Next" w:eastAsia="Avenir Next"/>
                       <w:b/>
                       <w:color w:val="003A70"/>
+                      <w:sz w:val="22"/>
+                      <w:szCs w:val="20"/>
+                    </w:rPr>
+                    <w:t xml:space="preserve">b.</w:t>
+                  </w:r>
+                  <w:r>
+                    <w:rPr>
+                      <w:rFonts w:ascii="Avenir Next" w:hAnsi="Avenir Next" w:cs="Avenir Next" w:eastAsia="Avenir Next"/>
+                      <w:color w:val="1A1A1A"/>
                       <w:sz w:val="20"/>
                       <w:szCs w:val="20"/>
                     </w:rPr>
-                    <w:t xml:space="preserve">b.</w:t>
-                  </w:r>
-                  <w:r>
-                    <w:rPr>
-                      <w:rFonts w:ascii="Avenir Next" w:hAnsi="Avenir Next" w:cs="Avenir Next" w:eastAsia="Avenir Next"/>
-                      <w:color w:val="1A1A1A"/>
-                      <w:sz w:val="20"/>
-                      <w:szCs w:val="20"/>
-                    </w:rPr>
                     <w:tab/>
                   </w:r>
                   <w:r>
                     <w:rPr>
                       <w:rFonts w:ascii="Avenir Next" w:hAnsi="Avenir Next" w:cs="Avenir Next" w:eastAsia="Avenir Next"/>
                       <w:color w:val="1A1A1A"/>
-                      <w:sz w:val="20"/>
+                      <w:sz w:val="22"/>
                       <w:szCs w:val="20"/>
                     </w:rPr>
                     <w:t xml:space="preserve">6 × </w:t>
@@ -1571,7 +1575,7 @@
                       <w:rFonts w:ascii="Avenir Next" w:hAnsi="Avenir Next" w:cs="Avenir Next" w:eastAsia="Avenir Next"/>
                       <w:i/>
                       <w:color w:val="1A1A1A"/>
-                      <w:sz w:val="20"/>
+                      <w:sz w:val="22"/>
                       <w:szCs w:val="20"/>
                     </w:rPr>
                     <w:t xml:space="preserve">y</w:t>
@@ -1580,7 +1584,7 @@
                     <w:rPr>
                       <w:rFonts w:ascii="Avenir Next" w:hAnsi="Avenir Next" w:cs="Avenir Next" w:eastAsia="Avenir Next"/>
                       <w:color w:val="1A1A1A"/>
-                      <w:sz w:val="20"/>
+                      <w:sz w:val="22"/>
                       <w:szCs w:val="20"/>
                     </w:rPr>
                     <w:t xml:space="preserve"> = </w:t>
@@ -1590,7 +1594,7 @@
                       <w:rFonts w:ascii="Avenir Next" w:hAnsi="Avenir Next" w:cs="Avenir Next" w:eastAsia="Avenir Next"/>
                       <w:i/>
                       <w:color w:val="1A1A1A"/>
-                      <w:sz w:val="20"/>
+                      <w:sz w:val="22"/>
                       <w:szCs w:val="20"/>
                     </w:rPr>
                     <w:t xml:space="preserve">y</w:t>
@@ -1599,7 +1603,7 @@
                     <w:rPr>
                       <w:rFonts w:ascii="Avenir Next" w:hAnsi="Avenir Next" w:cs="Avenir Next" w:eastAsia="Avenir Next"/>
                       <w:color w:val="1A1A1A"/>
-                      <w:sz w:val="20"/>
+                      <w:sz w:val="22"/>
                       <w:szCs w:val="20"/>
                     </w:rPr>
                     <w:t xml:space="preserve"> × 6</w:t>
@@ -1643,18 +1647,18 @@
                       <w:rFonts w:ascii="Avenir Next" w:hAnsi="Avenir Next" w:cs="Avenir Next" w:eastAsia="Avenir Next"/>
                       <w:b/>
                       <w:color w:val="003A70"/>
+                      <w:sz w:val="22"/>
+                      <w:szCs w:val="20"/>
+                    </w:rPr>
+                    <w:t xml:space="preserve">c.</w:t>
+                  </w:r>
+                  <w:r>
+                    <w:rPr>
+                      <w:rFonts w:ascii="Avenir Next" w:hAnsi="Avenir Next" w:cs="Avenir Next" w:eastAsia="Avenir Next"/>
+                      <w:color w:val="1A1A1A"/>
                       <w:sz w:val="20"/>
                       <w:szCs w:val="20"/>
                     </w:rPr>
-                    <w:t xml:space="preserve">c.</w:t>
-                  </w:r>
-                  <w:r>
-                    <w:rPr>
-                      <w:rFonts w:ascii="Avenir Next" w:hAnsi="Avenir Next" w:cs="Avenir Next" w:eastAsia="Avenir Next"/>
-                      <w:color w:val="1A1A1A"/>
-                      <w:sz w:val="20"/>
-                      <w:szCs w:val="20"/>
-                    </w:rPr>
                     <w:tab/>
                   </w:r>
                   <w:r>
@@ -1662,7 +1666,7 @@
                       <w:rFonts w:ascii="Avenir Next" w:hAnsi="Avenir Next" w:cs="Avenir Next" w:eastAsia="Avenir Next"/>
                       <w:i/>
                       <w:color w:val="1A1A1A"/>
-                      <w:sz w:val="20"/>
+                      <w:sz w:val="22"/>
                       <w:szCs w:val="20"/>
                     </w:rPr>
                     <w:t xml:space="preserve">y</w:t>
@@ -1671,7 +1675,7 @@
                     <w:rPr>
                       <w:rFonts w:ascii="Avenir Next" w:hAnsi="Avenir Next" w:cs="Avenir Next" w:eastAsia="Avenir Next"/>
                       <w:color w:val="1A1A1A"/>
-                      <w:sz w:val="20"/>
+                      <w:sz w:val="22"/>
                       <w:szCs w:val="20"/>
                     </w:rPr>
                     <w:t xml:space="preserve"> + 0 = </w:t>
@@ -1681,7 +1685,7 @@
                       <w:rFonts w:ascii="Avenir Next" w:hAnsi="Avenir Next" w:cs="Avenir Next" w:eastAsia="Avenir Next"/>
                       <w:i/>
                       <w:color w:val="1A1A1A"/>
-                      <w:sz w:val="20"/>
+                      <w:sz w:val="22"/>
                       <w:szCs w:val="20"/>
                     </w:rPr>
                     <w:t xml:space="preserve">y</w:t>
@@ -1711,7 +1715,7 @@
           </w:tbl>
           <w:p>
             <w:pPr>
-              <w:spacing w:before="0" w:after="0" w:line="24" w:lineRule="auto"/>
+              <w:spacing w:before="0" w:after="0" w:line="50" w:lineRule="exact"/>
             </w:pPr>
           </w:p>
         </w:tc>
@@ -1719,12 +1723,12 @@
     </w:tbl>
     <w:p>
       <w:pPr>
-        <w:spacing w:before="0" w:after="0" w:line="20" w:lineRule="exact"/>
+        <w:spacing w:before="0" w:after="0" w:line="50" w:lineRule="exact"/>
       </w:pPr>
     </w:p>
     <w:p>
       <w:pPr>
-        <w:spacing w:before="0" w:after="0" w:line="20" w:lineRule="exact"/>
+        <w:spacing w:before="0" w:after="0" w:line="50" w:lineRule="exact"/>
       </w:pPr>
     </w:p>
     <w:tbl>
@@ -1774,18 +1778,18 @@
                 <w:rFonts w:ascii="Avenir Next" w:hAnsi="Avenir Next" w:cs="Avenir Next" w:eastAsia="Avenir Next"/>
                 <w:b/>
                 <w:color w:val="1A1A1A"/>
+                <w:sz w:val="22"/>
+                <w:szCs w:val="20"/>
+              </w:rPr>
+              <w:t xml:space="preserve">3.</w:t>
+            </w:r>
+            <w:r>
+              <w:rPr>
+                <w:rFonts w:ascii="Avenir Next" w:hAnsi="Avenir Next" w:cs="Avenir Next" w:eastAsia="Avenir Next"/>
+                <w:color w:val="1A1A1A"/>
                 <w:sz w:val="20"/>
                 <w:szCs w:val="20"/>
               </w:rPr>
-              <w:t xml:space="preserve">3.</w:t>
-            </w:r>
-            <w:r>
-              <w:rPr>
-                <w:rFonts w:ascii="Avenir Next" w:hAnsi="Avenir Next" w:cs="Avenir Next" w:eastAsia="Avenir Next"/>
-                <w:color w:val="1A1A1A"/>
-                <w:sz w:val="20"/>
-                <w:szCs w:val="20"/>
-              </w:rPr>
               <w:tab/>
             </w:r>
             <w:r>
@@ -1793,7 +1797,7 @@
                 <w:rFonts w:ascii="Avenir Next" w:hAnsi="Avenir Next" w:cs="Avenir Next" w:eastAsia="Avenir Next"/>
                 <w:b/>
                 <w:color w:val="1A1A1A"/>
-                <w:sz w:val="20"/>
+                <w:sz w:val="22"/>
                 <w:szCs w:val="20"/>
               </w:rPr>
               <w:t xml:space="preserve">Workshop Cost.  </w:t>
@@ -1802,7 +1806,7 @@
               <w:rPr>
                 <w:rFonts w:ascii="Avenir Next" w:hAnsi="Avenir Next" w:cs="Avenir Next" w:eastAsia="Avenir Next"/>
                 <w:color w:val="1A1A1A"/>
-                <w:sz w:val="20"/>
+                <w:sz w:val="22"/>
                 <w:szCs w:val="20"/>
               </w:rPr>
               <w:t xml:space="preserve">Ms. Rivera writes a workshop’s supply cost as 4(</w:t>
@@ -1812,7 +1816,7 @@
                 <w:rFonts w:ascii="Avenir Next" w:hAnsi="Avenir Next" w:cs="Avenir Next" w:eastAsia="Avenir Next"/>
                 <w:i/>
                 <w:color w:val="1A1A1A"/>
-                <w:sz w:val="20"/>
+                <w:sz w:val="22"/>
                 <w:szCs w:val="20"/>
               </w:rPr>
               <w:t xml:space="preserve">n</w:t>
@@ -1821,7 +1825,7 @@
               <w:rPr>
                 <w:rFonts w:ascii="Avenir Next" w:hAnsi="Avenir Next" w:cs="Avenir Next" w:eastAsia="Avenir Next"/>
                 <w:color w:val="1A1A1A"/>
-                <w:sz w:val="20"/>
+                <w:sz w:val="22"/>
                 <w:szCs w:val="20"/>
               </w:rPr>
               <w:t xml:space="preserve"> + 3) + 6</w:t>
@@ -1831,7 +1835,7 @@
                 <w:rFonts w:ascii="Avenir Next" w:hAnsi="Avenir Next" w:cs="Avenir Next" w:eastAsia="Avenir Next"/>
                 <w:i/>
                 <w:color w:val="1A1A1A"/>
-                <w:sz w:val="20"/>
+                <w:sz w:val="22"/>
                 <w:szCs w:val="20"/>
               </w:rPr>
               <w:t xml:space="preserve">n</w:t>
@@ -1840,7 +1844,7 @@
               <w:rPr>
                 <w:rFonts w:ascii="Avenir Next" w:hAnsi="Avenir Next" w:cs="Avenir Next" w:eastAsia="Avenir Next"/>
                 <w:color w:val="1A1A1A"/>
-                <w:sz w:val="20"/>
+                <w:sz w:val="22"/>
                 <w:szCs w:val="20"/>
               </w:rPr>
               <w:t xml:space="preserve">, where </w:t>
@@ -1850,7 +1854,7 @@
                 <w:rFonts w:ascii="Avenir Next" w:hAnsi="Avenir Next" w:cs="Avenir Next" w:eastAsia="Avenir Next"/>
                 <w:i/>
                 <w:color w:val="1A1A1A"/>
-                <w:sz w:val="20"/>
+                <w:sz w:val="22"/>
                 <w:szCs w:val="20"/>
               </w:rPr>
               <w:t xml:space="preserve">n</w:t>
@@ -1859,7 +1863,7 @@
               <w:rPr>
                 <w:rFonts w:ascii="Avenir Next" w:hAnsi="Avenir Next" w:cs="Avenir Next" w:eastAsia="Avenir Next"/>
                 <w:color w:val="1A1A1A"/>
-                <w:sz w:val="20"/>
+                <w:sz w:val="22"/>
                 <w:szCs w:val="20"/>
               </w:rPr>
               <w:t xml:space="preserve"> is the number of students.</w:t>
@@ -1876,7 +1880,7 @@
                 <w:rFonts w:ascii="Avenir Next" w:hAnsi="Avenir Next" w:cs="Avenir Next" w:eastAsia="Avenir Next"/>
                 <w:b/>
                 <w:color w:val="003A70"/>
-                <w:sz w:val="17"/>
+                <w:sz w:val="22"/>
                 <w:szCs w:val="17"/>
               </w:rPr>
               <w:t xml:space="preserve">Hint  </w:t>
@@ -1886,7 +1890,7 @@
                 <w:rFonts w:ascii="Avenir Next" w:hAnsi="Avenir Next" w:cs="Avenir Next" w:eastAsia="Avenir Next"/>
                 <w:i/>
                 <w:color w:val="5A5F66"/>
-                <w:sz w:val="17"/>
+                <w:sz w:val="22"/>
                 <w:szCs w:val="17"/>
               </w:rPr>
               <w:t xml:space="preserve">Multiply 4 by n and by 3.</w:t>
@@ -1906,25 +1910,25 @@
                 <w:rFonts w:ascii="Avenir Next" w:hAnsi="Avenir Next" w:cs="Avenir Next" w:eastAsia="Avenir Next"/>
                 <w:b/>
                 <w:color w:val="003A70"/>
+                <w:sz w:val="22"/>
+                <w:szCs w:val="20"/>
+              </w:rPr>
+              <w:t xml:space="preserve">a.</w:t>
+            </w:r>
+            <w:r>
+              <w:rPr>
+                <w:rFonts w:ascii="Avenir Next" w:hAnsi="Avenir Next" w:cs="Avenir Next" w:eastAsia="Avenir Next"/>
+                <w:color w:val="1A1A1A"/>
                 <w:sz w:val="20"/>
                 <w:szCs w:val="20"/>
               </w:rPr>
-              <w:t xml:space="preserve">a.</w:t>
-            </w:r>
-            <w:r>
-              <w:rPr>
-                <w:rFonts w:ascii="Avenir Next" w:hAnsi="Avenir Next" w:cs="Avenir Next" w:eastAsia="Avenir Next"/>
-                <w:color w:val="1A1A1A"/>
-                <w:sz w:val="20"/>
-                <w:szCs w:val="20"/>
-              </w:rPr>
               <w:tab/>
             </w:r>
             <w:r>
               <w:rPr>
                 <w:rFonts w:ascii="Avenir Next" w:hAnsi="Avenir Next" w:cs="Avenir Next" w:eastAsia="Avenir Next"/>
                 <w:color w:val="1A1A1A"/>
-                <w:sz w:val="20"/>
+                <w:sz w:val="22"/>
                 <w:szCs w:val="20"/>
               </w:rPr>
               <w:t xml:space="preserve">Distribute: 4(</w:t>
@@ -1934,7 +1938,7 @@
                 <w:rFonts w:ascii="Avenir Next" w:hAnsi="Avenir Next" w:cs="Avenir Next" w:eastAsia="Avenir Next"/>
                 <w:i/>
                 <w:color w:val="1A1A1A"/>
-                <w:sz w:val="20"/>
+                <w:sz w:val="22"/>
                 <w:szCs w:val="20"/>
               </w:rPr>
               <w:t xml:space="preserve">n</w:t>
@@ -1943,7 +1947,7 @@
               <w:rPr>
                 <w:rFonts w:ascii="Avenir Next" w:hAnsi="Avenir Next" w:cs="Avenir Next" w:eastAsia="Avenir Next"/>
                 <w:color w:val="1A1A1A"/>
-                <w:sz w:val="20"/>
+                <w:sz w:val="22"/>
                 <w:szCs w:val="20"/>
               </w:rPr>
               <w:t xml:space="preserve"> + 3) =</w:t>
@@ -1982,25 +1986,25 @@
                 <w:rFonts w:ascii="Avenir Next" w:hAnsi="Avenir Next" w:cs="Avenir Next" w:eastAsia="Avenir Next"/>
                 <w:b/>
                 <w:color w:val="003A70"/>
+                <w:sz w:val="22"/>
+                <w:szCs w:val="20"/>
+              </w:rPr>
+              <w:t xml:space="preserve">b.</w:t>
+            </w:r>
+            <w:r>
+              <w:rPr>
+                <w:rFonts w:ascii="Avenir Next" w:hAnsi="Avenir Next" w:cs="Avenir Next" w:eastAsia="Avenir Next"/>
+                <w:color w:val="1A1A1A"/>
                 <w:sz w:val="20"/>
                 <w:szCs w:val="20"/>
               </w:rPr>
-              <w:t xml:space="preserve">b.</w:t>
-            </w:r>
-            <w:r>
-              <w:rPr>
-                <w:rFonts w:ascii="Avenir Next" w:hAnsi="Avenir Next" w:cs="Avenir Next" w:eastAsia="Avenir Next"/>
-                <w:color w:val="1A1A1A"/>
-                <w:sz w:val="20"/>
-                <w:szCs w:val="20"/>
-              </w:rPr>
               <w:tab/>
             </w:r>
             <w:r>
               <w:rPr>
                 <w:rFonts w:ascii="Avenir Next" w:hAnsi="Avenir Next" w:cs="Avenir Next" w:eastAsia="Avenir Next"/>
                 <w:color w:val="1A1A1A"/>
-                <w:sz w:val="20"/>
+                <w:sz w:val="22"/>
                 <w:szCs w:val="20"/>
               </w:rPr>
               <w:t xml:space="preserve">Combine like terms. Simplest form:</w:t>
@@ -2039,10 +2043,47 @@
                 <w:rFonts w:ascii="Avenir Next" w:hAnsi="Avenir Next" w:cs="Avenir Next" w:eastAsia="Avenir Next"/>
                 <w:b/>
                 <w:color w:val="003A70"/>
+                <w:sz w:val="22"/>
+                <w:szCs w:val="20"/>
+              </w:rPr>
+              <w:t xml:space="preserve">c.</w:t>
+            </w:r>
+            <w:r>
+              <w:rPr>
+                <w:rFonts w:ascii="Avenir Next" w:hAnsi="Avenir Next" w:cs="Avenir Next" w:eastAsia="Avenir Next"/>
+                <w:color w:val="1A1A1A"/>
                 <w:sz w:val="20"/>
                 <w:szCs w:val="20"/>
               </w:rPr>
-              <w:t xml:space="preserve">c.</w:t>
+              <w:tab/>
+            </w:r>
+            <w:r>
+              <w:rPr>
+                <w:rFonts w:ascii="Avenir Next" w:hAnsi="Avenir Next" w:cs="Avenir Next" w:eastAsia="Avenir Next"/>
+                <w:color w:val="1A1A1A"/>
+                <w:sz w:val="22"/>
+                <w:szCs w:val="20"/>
+              </w:rPr>
+              <w:t xml:space="preserve">Check with </w:t>
+            </w:r>
+            <w:r>
+              <w:rPr>
+                <w:rFonts w:ascii="Avenir Next" w:hAnsi="Avenir Next" w:cs="Avenir Next" w:eastAsia="Avenir Next"/>
+                <w:i/>
+                <w:color w:val="1A1A1A"/>
+                <w:sz w:val="22"/>
+                <w:szCs w:val="20"/>
+              </w:rPr>
+              <w:t xml:space="preserve">n</w:t>
+            </w:r>
+            <w:r>
+              <w:rPr>
+                <w:rFonts w:ascii="Avenir Next" w:hAnsi="Avenir Next" w:cs="Avenir Next" w:eastAsia="Avenir Next"/>
+                <w:color w:val="1A1A1A"/>
+                <w:sz w:val="22"/>
+                <w:szCs w:val="20"/>
+              </w:rPr>
+              <w:t xml:space="preserve"> = 3. Original </w:t>
             </w:r>
             <w:r>
               <w:rPr>
@@ -2050,8 +2091,18 @@
                 <w:color w:val="1A1A1A"/>
                 <w:sz w:val="20"/>
                 <w:szCs w:val="20"/>
-              </w:rPr>
-              <w:tab/>
+                <w:u w:val="single"/>
+              </w:rPr>
+              <w:t xml:space="preserve">      </w:t>
+            </w:r>
+            <w:r>
+              <w:rPr>
+                <w:rFonts w:ascii="Avenir Next" w:hAnsi="Avenir Next" w:cs="Avenir Next" w:eastAsia="Avenir Next"/>
+                <w:color w:val="1A1A1A"/>
+                <w:sz w:val="22"/>
+                <w:szCs w:val="20"/>
+              </w:rPr>
+              <w:t xml:space="preserve"> New form </w:t>
             </w:r>
             <w:r>
               <w:rPr>
@@ -2059,61 +2110,14 @@
                 <w:color w:val="1A1A1A"/>
                 <w:sz w:val="20"/>
                 <w:szCs w:val="20"/>
-              </w:rPr>
-              <w:t xml:space="preserve">Check with </w:t>
-            </w:r>
-            <w:r>
-              <w:rPr>
-                <w:rFonts w:ascii="Avenir Next" w:hAnsi="Avenir Next" w:cs="Avenir Next" w:eastAsia="Avenir Next"/>
-                <w:i/>
-                <w:color w:val="1A1A1A"/>
-                <w:sz w:val="20"/>
-                <w:szCs w:val="20"/>
-              </w:rPr>
-              <w:t xml:space="preserve">n</w:t>
-            </w:r>
-            <w:r>
-              <w:rPr>
-                <w:rFonts w:ascii="Avenir Next" w:hAnsi="Avenir Next" w:cs="Avenir Next" w:eastAsia="Avenir Next"/>
-                <w:color w:val="1A1A1A"/>
-                <w:sz w:val="20"/>
-                <w:szCs w:val="20"/>
-              </w:rPr>
-              <w:t xml:space="preserve"> = 3. Original </w:t>
-            </w:r>
-            <w:r>
-              <w:rPr>
-                <w:rFonts w:ascii="Avenir Next" w:hAnsi="Avenir Next" w:cs="Avenir Next" w:eastAsia="Avenir Next"/>
-                <w:color w:val="1A1A1A"/>
-                <w:sz w:val="20"/>
-                <w:szCs w:val="20"/>
                 <w:u w:val="single"/>
               </w:rPr>
               <w:t xml:space="preserve">      </w:t>
             </w:r>
-            <w:r>
-              <w:rPr>
-                <w:rFonts w:ascii="Avenir Next" w:hAnsi="Avenir Next" w:cs="Avenir Next" w:eastAsia="Avenir Next"/>
-                <w:color w:val="1A1A1A"/>
-                <w:sz w:val="20"/>
-                <w:szCs w:val="20"/>
-              </w:rPr>
-              <w:t xml:space="preserve"> New form </w:t>
-            </w:r>
-            <w:r>
-              <w:rPr>
-                <w:rFonts w:ascii="Avenir Next" w:hAnsi="Avenir Next" w:cs="Avenir Next" w:eastAsia="Avenir Next"/>
-                <w:color w:val="1A1A1A"/>
-                <w:sz w:val="20"/>
-                <w:szCs w:val="20"/>
-                <w:u w:val="single"/>
-              </w:rPr>
-              <w:t xml:space="preserve">      </w:t>
-            </w:r>
-          </w:p>
-          <w:p>
-            <w:pPr>
-              <w:spacing w:before="0" w:after="0" w:line="60" w:lineRule="auto"/>
+          </w:p>
+          <w:p>
+            <w:pPr>
+              <w:spacing w:before="0" w:after="0" w:line="50" w:lineRule="exact"/>
             </w:pPr>
           </w:p>
           <w:tbl>
@@ -2171,7 +2175,7 @@
           </w:tbl>
           <w:p>
             <w:pPr>
-              <w:spacing w:before="0" w:after="0" w:line="24" w:lineRule="auto"/>
+              <w:spacing w:before="0" w:after="0" w:line="50" w:lineRule="exact"/>
             </w:pPr>
           </w:p>
         </w:tc>
@@ -2179,12 +2183,12 @@
     </w:tbl>
     <w:p>
       <w:pPr>
-        <w:spacing w:before="0" w:after="0" w:line="20" w:lineRule="exact"/>
+        <w:spacing w:before="0" w:after="0" w:line="50" w:lineRule="exact"/>
       </w:pPr>
     </w:p>
     <w:p>
       <w:pPr>
-        <w:spacing w:before="0" w:after="0" w:line="20" w:lineRule="exact"/>
+        <w:spacing w:before="0" w:after="0" w:line="50" w:lineRule="exact"/>
       </w:pPr>
     </w:p>
     <w:tbl>
@@ -2235,18 +2239,18 @@
                 <w:rFonts w:ascii="Avenir Next" w:hAnsi="Avenir Next" w:cs="Avenir Next" w:eastAsia="Avenir Next"/>
                 <w:b/>
                 <w:color w:val="1A1A1A"/>
+                <w:sz w:val="22"/>
+                <w:szCs w:val="20"/>
+              </w:rPr>
+              <w:t xml:space="preserve">4.</w:t>
+            </w:r>
+            <w:r>
+              <w:rPr>
+                <w:rFonts w:ascii="Avenir Next" w:hAnsi="Avenir Next" w:cs="Avenir Next" w:eastAsia="Avenir Next"/>
+                <w:color w:val="1A1A1A"/>
                 <w:sz w:val="20"/>
                 <w:szCs w:val="20"/>
               </w:rPr>
-              <w:t xml:space="preserve">4.</w:t>
-            </w:r>
-            <w:r>
-              <w:rPr>
-                <w:rFonts w:ascii="Avenir Next" w:hAnsi="Avenir Next" w:cs="Avenir Next" w:eastAsia="Avenir Next"/>
-                <w:color w:val="1A1A1A"/>
-                <w:sz w:val="20"/>
-                <w:szCs w:val="20"/>
-              </w:rPr>
               <w:tab/>
             </w:r>
             <w:r>
@@ -2254,7 +2258,7 @@
                 <w:rFonts w:ascii="Avenir Next" w:hAnsi="Avenir Next" w:cs="Avenir Next" w:eastAsia="Avenir Next"/>
                 <w:b/>
                 <w:color w:val="1A1A1A"/>
-                <w:sz w:val="20"/>
+                <w:sz w:val="22"/>
                 <w:szCs w:val="20"/>
               </w:rPr>
               <w:t xml:space="preserve">Simplify Fully.  </w:t>
@@ -2263,7 +2267,7 @@
               <w:rPr>
                 <w:rFonts w:ascii="Avenir Next" w:hAnsi="Avenir Next" w:cs="Avenir Next" w:eastAsia="Avenir Next"/>
                 <w:color w:val="1A1A1A"/>
-                <w:sz w:val="20"/>
+                <w:sz w:val="22"/>
                 <w:szCs w:val="20"/>
               </w:rPr>
               <w:t xml:space="preserve">Simplify 6(</w:t>
@@ -2273,7 +2277,7 @@
                 <w:rFonts w:ascii="Avenir Next" w:hAnsi="Avenir Next" w:cs="Avenir Next" w:eastAsia="Avenir Next"/>
                 <w:i/>
                 <w:color w:val="1A1A1A"/>
-                <w:sz w:val="20"/>
+                <w:sz w:val="22"/>
                 <w:szCs w:val="20"/>
               </w:rPr>
               <w:t xml:space="preserve">p</w:t>
@@ -2282,7 +2286,7 @@
               <w:rPr>
                 <w:rFonts w:ascii="Avenir Next" w:hAnsi="Avenir Next" w:cs="Avenir Next" w:eastAsia="Avenir Next"/>
                 <w:color w:val="1A1A1A"/>
-                <w:sz w:val="20"/>
+                <w:sz w:val="22"/>
                 <w:szCs w:val="20"/>
               </w:rPr>
               <w:t xml:space="preserve"> + 2) + 3</w:t>
@@ -2292,7 +2296,7 @@
                 <w:rFonts w:ascii="Avenir Next" w:hAnsi="Avenir Next" w:cs="Avenir Next" w:eastAsia="Avenir Next"/>
                 <w:i/>
                 <w:color w:val="1A1A1A"/>
-                <w:sz w:val="20"/>
+                <w:sz w:val="22"/>
                 <w:szCs w:val="20"/>
               </w:rPr>
               <w:t xml:space="preserve">p</w:t>
@@ -2301,7 +2305,7 @@
               <w:rPr>
                 <w:rFonts w:ascii="Avenir Next" w:hAnsi="Avenir Next" w:cs="Avenir Next" w:eastAsia="Avenir Next"/>
                 <w:color w:val="1A1A1A"/>
-                <w:sz w:val="20"/>
+                <w:sz w:val="22"/>
                 <w:szCs w:val="20"/>
               </w:rPr>
               <w:t xml:space="preserve"> + 4.</w:t>
@@ -2318,7 +2322,7 @@
                 <w:rFonts w:ascii="Avenir Next" w:hAnsi="Avenir Next" w:cs="Avenir Next" w:eastAsia="Avenir Next"/>
                 <w:b/>
                 <w:color w:val="003A70"/>
-                <w:sz w:val="17"/>
+                <w:sz w:val="22"/>
                 <w:szCs w:val="17"/>
               </w:rPr>
               <w:t xml:space="preserve">Hint  </w:t>
@@ -2328,7 +2332,7 @@
                 <w:rFonts w:ascii="Avenir Next" w:hAnsi="Avenir Next" w:cs="Avenir Next" w:eastAsia="Avenir Next"/>
                 <w:i/>
                 <w:color w:val="5A5F66"/>
-                <w:sz w:val="17"/>
+                <w:sz w:val="22"/>
                 <w:szCs w:val="17"/>
               </w:rPr>
               <w:t xml:space="preserve">Add 12 and 4 after you distribute.</w:t>
@@ -2336,7 +2340,7 @@
           </w:p>
           <w:p>
             <w:pPr>
-              <w:spacing w:before="0" w:after="0" w:line="60" w:lineRule="auto"/>
+              <w:spacing w:before="0" w:after="0" w:line="50" w:lineRule="exact"/>
             </w:pPr>
           </w:p>
           <w:tbl>
@@ -2405,7 +2409,7 @@
                 <w:rFonts w:ascii="Avenir Next" w:hAnsi="Avenir Next" w:cs="Avenir Next" w:eastAsia="Avenir Next"/>
                 <w:b/>
                 <w:color w:val="1A1A1A"/>
-                <w:sz w:val="18"/>
+                <w:sz w:val="22"/>
                 <w:szCs w:val="18"/>
               </w:rPr>
               <w:t xml:space="preserve">Simplest form</w:t>
@@ -2440,18 +2444,18 @@
                 <w:rFonts w:ascii="Avenir Next" w:hAnsi="Avenir Next" w:cs="Avenir Next" w:eastAsia="Avenir Next"/>
                 <w:b/>
                 <w:color w:val="1A1A1A"/>
+                <w:sz w:val="22"/>
+                <w:szCs w:val="20"/>
+              </w:rPr>
+              <w:t xml:space="preserve">5.</w:t>
+            </w:r>
+            <w:r>
+              <w:rPr>
+                <w:rFonts w:ascii="Avenir Next" w:hAnsi="Avenir Next" w:cs="Avenir Next" w:eastAsia="Avenir Next"/>
+                <w:color w:val="1A1A1A"/>
                 <w:sz w:val="20"/>
                 <w:szCs w:val="20"/>
               </w:rPr>
-              <w:t xml:space="preserve">5.</w:t>
-            </w:r>
-            <w:r>
-              <w:rPr>
-                <w:rFonts w:ascii="Avenir Next" w:hAnsi="Avenir Next" w:cs="Avenir Next" w:eastAsia="Avenir Next"/>
-                <w:color w:val="1A1A1A"/>
-                <w:sz w:val="20"/>
-                <w:szCs w:val="20"/>
-              </w:rPr>
               <w:tab/>
             </w:r>
             <w:r>
@@ -2459,7 +2463,7 @@
                 <w:rFonts w:ascii="Avenir Next" w:hAnsi="Avenir Next" w:cs="Avenir Next" w:eastAsia="Avenir Next"/>
                 <w:b/>
                 <w:color w:val="1A1A1A"/>
-                <w:sz w:val="20"/>
+                <w:sz w:val="22"/>
                 <w:szCs w:val="20"/>
               </w:rPr>
               <w:t xml:space="preserve">Simplify Fully.  </w:t>
@@ -2468,7 +2472,7 @@
               <w:rPr>
                 <w:rFonts w:ascii="Avenir Next" w:hAnsi="Avenir Next" w:cs="Avenir Next" w:eastAsia="Avenir Next"/>
                 <w:color w:val="1A1A1A"/>
-                <w:sz w:val="20"/>
+                <w:sz w:val="22"/>
                 <w:szCs w:val="20"/>
               </w:rPr>
               <w:t xml:space="preserve">Simplify 8(</w:t>
@@ -2478,7 +2482,7 @@
                 <w:rFonts w:ascii="Avenir Next" w:hAnsi="Avenir Next" w:cs="Avenir Next" w:eastAsia="Avenir Next"/>
                 <w:i/>
                 <w:color w:val="1A1A1A"/>
-                <w:sz w:val="20"/>
+                <w:sz w:val="22"/>
                 <w:szCs w:val="20"/>
               </w:rPr>
               <w:t xml:space="preserve">q</w:t>
@@ -2487,7 +2491,7 @@
               <w:rPr>
                 <w:rFonts w:ascii="Avenir Next" w:hAnsi="Avenir Next" w:cs="Avenir Next" w:eastAsia="Avenir Next"/>
                 <w:color w:val="1A1A1A"/>
-                <w:sz w:val="20"/>
+                <w:sz w:val="22"/>
                 <w:szCs w:val="20"/>
               </w:rPr>
               <w:t xml:space="preserve"> + 1) + 2</w:t>
@@ -2497,7 +2501,7 @@
                 <w:rFonts w:ascii="Avenir Next" w:hAnsi="Avenir Next" w:cs="Avenir Next" w:eastAsia="Avenir Next"/>
                 <w:i/>
                 <w:color w:val="1A1A1A"/>
-                <w:sz w:val="20"/>
+                <w:sz w:val="22"/>
                 <w:szCs w:val="20"/>
               </w:rPr>
               <w:t xml:space="preserve">q</w:t>
@@ -2506,7 +2510,7 @@
               <w:rPr>
                 <w:rFonts w:ascii="Avenir Next" w:hAnsi="Avenir Next" w:cs="Avenir Next" w:eastAsia="Avenir Next"/>
                 <w:color w:val="1A1A1A"/>
-                <w:sz w:val="20"/>
+                <w:sz w:val="22"/>
                 <w:szCs w:val="20"/>
               </w:rPr>
               <w:t xml:space="preserve"> + 9.</w:t>
@@ -2514,7 +2518,7 @@
           </w:p>
           <w:p>
             <w:pPr>
-              <w:spacing w:before="0" w:after="0" w:line="60" w:lineRule="auto"/>
+              <w:spacing w:before="0" w:after="0" w:line="50" w:lineRule="exact"/>
             </w:pPr>
           </w:p>
           <w:tbl>
@@ -2583,7 +2587,7 @@
                 <w:rFonts w:ascii="Avenir Next" w:hAnsi="Avenir Next" w:cs="Avenir Next" w:eastAsia="Avenir Next"/>
                 <w:b/>
                 <w:color w:val="1A1A1A"/>
-                <w:sz w:val="18"/>
+                <w:sz w:val="22"/>
                 <w:szCs w:val="18"/>
               </w:rPr>
               <w:t xml:space="preserve">Simplest form</w:t>
@@ -2603,12 +2607,12 @@
     </w:tbl>
     <w:p>
       <w:pPr>
-        <w:spacing w:before="0" w:after="0" w:line="20" w:lineRule="exact"/>
+        <w:spacing w:before="0" w:after="0" w:line="50" w:lineRule="exact"/>
       </w:pPr>
     </w:p>
     <w:p>
       <w:pPr>
-        <w:spacing w:before="0" w:after="0" w:line="20" w:lineRule="exact"/>
+        <w:spacing w:before="0" w:after="0" w:line="50" w:lineRule="exact"/>
       </w:pPr>
     </w:p>
     <w:tbl>
@@ -2658,18 +2662,18 @@
                 <w:rFonts w:ascii="Avenir Next" w:hAnsi="Avenir Next" w:cs="Avenir Next" w:eastAsia="Avenir Next"/>
                 <w:b/>
                 <w:color w:val="1A1A1A"/>
+                <w:sz w:val="22"/>
+                <w:szCs w:val="20"/>
+              </w:rPr>
+              <w:t xml:space="preserve">6.</w:t>
+            </w:r>
+            <w:r>
+              <w:rPr>
+                <w:rFonts w:ascii="Avenir Next" w:hAnsi="Avenir Next" w:cs="Avenir Next" w:eastAsia="Avenir Next"/>
+                <w:color w:val="1A1A1A"/>
                 <w:sz w:val="20"/>
                 <w:szCs w:val="20"/>
               </w:rPr>
-              <w:t xml:space="preserve">6.</w:t>
-            </w:r>
-            <w:r>
-              <w:rPr>
-                <w:rFonts w:ascii="Avenir Next" w:hAnsi="Avenir Next" w:cs="Avenir Next" w:eastAsia="Avenir Next"/>
-                <w:color w:val="1A1A1A"/>
-                <w:sz w:val="20"/>
-                <w:szCs w:val="20"/>
-              </w:rPr>
               <w:tab/>
             </w:r>
             <w:r>
@@ -2677,7 +2681,7 @@
                 <w:rFonts w:ascii="Avenir Next" w:hAnsi="Avenir Next" w:cs="Avenir Next" w:eastAsia="Avenir Next"/>
                 <w:b/>
                 <w:color w:val="1A1A1A"/>
-                <w:sz w:val="20"/>
+                <w:sz w:val="22"/>
                 <w:szCs w:val="20"/>
               </w:rPr>
               <w:t xml:space="preserve">Kai’s Claim.  </w:t>
@@ -2686,7 +2690,7 @@
               <w:rPr>
                 <w:rFonts w:ascii="Avenir Next" w:hAnsi="Avenir Next" w:cs="Avenir Next" w:eastAsia="Avenir Next"/>
                 <w:color w:val="1A1A1A"/>
-                <w:sz w:val="20"/>
+                <w:sz w:val="22"/>
                 <w:szCs w:val="20"/>
               </w:rPr>
               <w:t xml:space="preserve">Kai says 30 ÷ 5 and 5 ÷ 30 are equivalent because of the Commutative Property. Find both values. Is he right?</w:t>
@@ -2703,7 +2707,7 @@
                 <w:rFonts w:ascii="Avenir Next" w:hAnsi="Avenir Next" w:cs="Avenir Next" w:eastAsia="Avenir Next"/>
                 <w:b/>
                 <w:color w:val="003A70"/>
-                <w:sz w:val="17"/>
+                <w:sz w:val="22"/>
                 <w:szCs w:val="17"/>
               </w:rPr>
               <w:t xml:space="preserve">Hint  </w:t>
@@ -2713,7 +2717,7 @@
                 <w:rFonts w:ascii="Avenir Next" w:hAnsi="Avenir Next" w:cs="Avenir Next" w:eastAsia="Avenir Next"/>
                 <w:i/>
                 <w:color w:val="5A5F66"/>
-                <w:sz w:val="17"/>
+                <w:sz w:val="22"/>
                 <w:szCs w:val="17"/>
               </w:rPr>
               <w:t xml:space="preserve">Does the Commutative Property cover division?</w:t>
@@ -2759,7 +2763,7 @@
                 </w:tcPr>
                 <w:p>
                   <w:pPr>
-                    <w:spacing w:before="0" w:after="0" w:line="240" w:lineRule="auto"/>
+                    <w:spacing w:before="0" w:after="0" w:line="50" w:lineRule="exact"/>
                   </w:pPr>
                 </w:p>
               </w:tc>
@@ -2779,7 +2783,7 @@
                 </w:tcPr>
                 <w:p>
                   <w:pPr>
-                    <w:spacing w:before="0" w:after="0" w:line="240" w:lineRule="auto"/>
+                    <w:spacing w:before="0" w:after="0" w:line="50" w:lineRule="exact"/>
                   </w:pPr>
                 </w:p>
               </w:tc>
@@ -2787,7 +2791,7 @@
           </w:tbl>
           <w:p>
             <w:pPr>
-              <w:spacing w:before="0" w:after="0" w:line="24" w:lineRule="auto"/>
+              <w:spacing w:before="0" w:after="0" w:line="50" w:lineRule="exact"/>
             </w:pPr>
           </w:p>
         </w:tc>
@@ -2795,12 +2799,12 @@
     </w:tbl>
     <w:p>
       <w:pPr>
-        <w:spacing w:before="0" w:after="0" w:line="20" w:lineRule="exact"/>
+        <w:spacing w:before="0" w:after="0" w:line="50" w:lineRule="exact"/>
       </w:pPr>
     </w:p>
     <w:p>
       <w:pPr>
-        <w:spacing w:before="0" w:after="0" w:line="20" w:lineRule="exact"/>
+        <w:spacing w:before="0" w:after="0" w:line="50" w:lineRule="exact"/>
       </w:pPr>
     </w:p>
     <w:tbl>
@@ -2850,18 +2854,18 @@
                 <w:rFonts w:ascii="Avenir Next" w:hAnsi="Avenir Next" w:cs="Avenir Next" w:eastAsia="Avenir Next"/>
                 <w:b/>
                 <w:color w:val="1A1A1A"/>
+                <w:sz w:val="22"/>
+                <w:szCs w:val="20"/>
+              </w:rPr>
+              <w:t xml:space="preserve">7.</w:t>
+            </w:r>
+            <w:r>
+              <w:rPr>
+                <w:rFonts w:ascii="Avenir Next" w:hAnsi="Avenir Next" w:cs="Avenir Next" w:eastAsia="Avenir Next"/>
+                <w:color w:val="1A1A1A"/>
                 <w:sz w:val="20"/>
                 <w:szCs w:val="20"/>
               </w:rPr>
-              <w:t xml:space="preserve">7.</w:t>
-            </w:r>
-            <w:r>
-              <w:rPr>
-                <w:rFonts w:ascii="Avenir Next" w:hAnsi="Avenir Next" w:cs="Avenir Next" w:eastAsia="Avenir Next"/>
-                <w:color w:val="1A1A1A"/>
-                <w:sz w:val="20"/>
-                <w:szCs w:val="20"/>
-              </w:rPr>
               <w:tab/>
             </w:r>
             <w:r>
@@ -2869,7 +2873,7 @@
                 <w:rFonts w:ascii="Avenir Next" w:hAnsi="Avenir Next" w:cs="Avenir Next" w:eastAsia="Avenir Next"/>
                 <w:b/>
                 <w:color w:val="1A1A1A"/>
-                <w:sz w:val="20"/>
+                <w:sz w:val="22"/>
                 <w:szCs w:val="20"/>
               </w:rPr>
               <w:t xml:space="preserve">Three Rewrites.  </w:t>
@@ -2878,7 +2882,7 @@
               <w:rPr>
                 <w:rFonts w:ascii="Avenir Next" w:hAnsi="Avenir Next" w:cs="Avenir Next" w:eastAsia="Avenir Next"/>
                 <w:color w:val="1A1A1A"/>
-                <w:sz w:val="20"/>
+                <w:sz w:val="22"/>
                 <w:szCs w:val="20"/>
               </w:rPr>
               <w:t xml:space="preserve">Start with 2(</w:t>
@@ -2888,7 +2892,7 @@
                 <w:rFonts w:ascii="Avenir Next" w:hAnsi="Avenir Next" w:cs="Avenir Next" w:eastAsia="Avenir Next"/>
                 <w:i/>
                 <w:color w:val="1A1A1A"/>
-                <w:sz w:val="20"/>
+                <w:sz w:val="22"/>
                 <w:szCs w:val="20"/>
               </w:rPr>
               <w:t xml:space="preserve">w</w:t>
@@ -2897,7 +2901,7 @@
               <w:rPr>
                 <w:rFonts w:ascii="Avenir Next" w:hAnsi="Avenir Next" w:cs="Avenir Next" w:eastAsia="Avenir Next"/>
                 <w:color w:val="1A1A1A"/>
-                <w:sz w:val="20"/>
+                <w:sz w:val="22"/>
                 <w:szCs w:val="20"/>
               </w:rPr>
               <w:t xml:space="preserve"> + 5) + 3</w:t>
@@ -2907,7 +2911,7 @@
                 <w:rFonts w:ascii="Avenir Next" w:hAnsi="Avenir Next" w:cs="Avenir Next" w:eastAsia="Avenir Next"/>
                 <w:i/>
                 <w:color w:val="1A1A1A"/>
-                <w:sz w:val="20"/>
+                <w:sz w:val="22"/>
                 <w:szCs w:val="20"/>
               </w:rPr>
               <w:t xml:space="preserve">w</w:t>
@@ -2916,7 +2920,7 @@
               <w:rPr>
                 <w:rFonts w:ascii="Avenir Next" w:hAnsi="Avenir Next" w:cs="Avenir Next" w:eastAsia="Avenir Next"/>
                 <w:color w:val="1A1A1A"/>
-                <w:sz w:val="20"/>
+                <w:sz w:val="22"/>
                 <w:szCs w:val="20"/>
               </w:rPr>
               <w:t xml:space="preserve">. Write three different equivalent expressions. Name the property used for each.</w:t>
@@ -2933,7 +2937,7 @@
                 <w:rFonts w:ascii="Avenir Next" w:hAnsi="Avenir Next" w:cs="Avenir Next" w:eastAsia="Avenir Next"/>
                 <w:b/>
                 <w:color w:val="003A70"/>
-                <w:sz w:val="17"/>
+                <w:sz w:val="22"/>
                 <w:szCs w:val="17"/>
               </w:rPr>
               <w:t xml:space="preserve">Hint  </w:t>
@@ -2943,7 +2947,7 @@
                 <w:rFonts w:ascii="Avenir Next" w:hAnsi="Avenir Next" w:cs="Avenir Next" w:eastAsia="Avenir Next"/>
                 <w:i/>
                 <w:color w:val="5A5F66"/>
-                <w:sz w:val="17"/>
+                <w:sz w:val="22"/>
                 <w:szCs w:val="17"/>
               </w:rPr>
               <w:t xml:space="preserve">Try distributing, then reordering, then combining.</w:t>
@@ -2951,7 +2955,7 @@
           </w:p>
           <w:p>
             <w:pPr>
-              <w:spacing w:before="0" w:after="0" w:line="60" w:lineRule="auto"/>
+              <w:spacing w:before="0" w:after="0" w:line="50" w:lineRule="exact"/>
             </w:pPr>
           </w:p>
           <w:tbl>
@@ -3009,7 +3013,7 @@
           </w:tbl>
           <w:p>
             <w:pPr>
-              <w:spacing w:before="0" w:after="0" w:line="24" w:lineRule="auto"/>
+              <w:spacing w:before="0" w:after="0" w:line="50" w:lineRule="exact"/>
             </w:pPr>
           </w:p>
         </w:tc>
@@ -3017,12 +3021,12 @@
     </w:tbl>
     <w:p>
       <w:pPr>
-        <w:spacing w:before="0" w:after="0" w:line="20" w:lineRule="exact"/>
+        <w:spacing w:before="0" w:after="0" w:line="50" w:lineRule="exact"/>
       </w:pPr>
     </w:p>
     <w:p>
       <w:pPr>
-        <w:spacing w:before="0" w:after="0" w:line="20" w:lineRule="exact"/>
+        <w:spacing w:before="0" w:after="0" w:line="50" w:lineRule="exact"/>
       </w:pPr>
     </w:p>
     <w:tbl>
@@ -3072,18 +3076,18 @@
                 <w:rFonts w:ascii="Avenir Next" w:hAnsi="Avenir Next" w:cs="Avenir Next" w:eastAsia="Avenir Next"/>
                 <w:b/>
                 <w:color w:val="1A1A1A"/>
+                <w:sz w:val="22"/>
+                <w:szCs w:val="20"/>
+              </w:rPr>
+              <w:t xml:space="preserve">8.</w:t>
+            </w:r>
+            <w:r>
+              <w:rPr>
+                <w:rFonts w:ascii="Avenir Next" w:hAnsi="Avenir Next" w:cs="Avenir Next" w:eastAsia="Avenir Next"/>
+                <w:color w:val="1A1A1A"/>
                 <w:sz w:val="20"/>
                 <w:szCs w:val="20"/>
               </w:rPr>
-              <w:t xml:space="preserve">8.</w:t>
-            </w:r>
-            <w:r>
-              <w:rPr>
-                <w:rFonts w:ascii="Avenir Next" w:hAnsi="Avenir Next" w:cs="Avenir Next" w:eastAsia="Avenir Next"/>
-                <w:color w:val="1A1A1A"/>
-                <w:sz w:val="20"/>
-                <w:szCs w:val="20"/>
-              </w:rPr>
               <w:tab/>
             </w:r>
             <w:r>
@@ -3091,7 +3095,7 @@
                 <w:rFonts w:ascii="Avenir Next" w:hAnsi="Avenir Next" w:cs="Avenir Next" w:eastAsia="Avenir Next"/>
                 <w:b/>
                 <w:color w:val="1A1A1A"/>
-                <w:sz w:val="20"/>
+                <w:sz w:val="22"/>
                 <w:szCs w:val="20"/>
               </w:rPr>
               <w:t xml:space="preserve">Two Tickets.  </w:t>
@@ -3100,7 +3104,7 @@
               <w:rPr>
                 <w:rFonts w:ascii="Avenir Next" w:hAnsi="Avenir Next" w:cs="Avenir Next" w:eastAsia="Avenir Next"/>
                 <w:color w:val="1A1A1A"/>
-                <w:sz w:val="20"/>
+                <w:sz w:val="22"/>
                 <w:szCs w:val="20"/>
               </w:rPr>
               <w:t xml:space="preserve">A club orders 4(</w:t>
@@ -3110,7 +3114,7 @@
                 <w:rFonts w:ascii="Avenir Next" w:hAnsi="Avenir Next" w:cs="Avenir Next" w:eastAsia="Avenir Next"/>
                 <w:i/>
                 <w:color w:val="1A1A1A"/>
-                <w:sz w:val="20"/>
+                <w:sz w:val="22"/>
                 <w:szCs w:val="20"/>
               </w:rPr>
               <w:t xml:space="preserve">a</w:t>
@@ -3119,7 +3123,7 @@
               <w:rPr>
                 <w:rFonts w:ascii="Avenir Next" w:hAnsi="Avenir Next" w:cs="Avenir Next" w:eastAsia="Avenir Next"/>
                 <w:color w:val="1A1A1A"/>
-                <w:sz w:val="20"/>
+                <w:sz w:val="22"/>
                 <w:szCs w:val="20"/>
               </w:rPr>
               <w:t xml:space="preserve"> + 3) tickets and then 2(</w:t>
@@ -3129,7 +3133,7 @@
                 <w:rFonts w:ascii="Avenir Next" w:hAnsi="Avenir Next" w:cs="Avenir Next" w:eastAsia="Avenir Next"/>
                 <w:i/>
                 <w:color w:val="1A1A1A"/>
-                <w:sz w:val="20"/>
+                <w:sz w:val="22"/>
                 <w:szCs w:val="20"/>
               </w:rPr>
               <w:t xml:space="preserve">a</w:t>
@@ -3138,7 +3142,7 @@
               <w:rPr>
                 <w:rFonts w:ascii="Avenir Next" w:hAnsi="Avenir Next" w:cs="Avenir Next" w:eastAsia="Avenir Next"/>
                 <w:color w:val="1A1A1A"/>
-                <w:sz w:val="20"/>
+                <w:sz w:val="22"/>
                 <w:szCs w:val="20"/>
               </w:rPr>
               <w:t xml:space="preserve"> + 5) tickets, where </w:t>
@@ -3148,7 +3152,7 @@
                 <w:rFonts w:ascii="Avenir Next" w:hAnsi="Avenir Next" w:cs="Avenir Next" w:eastAsia="Avenir Next"/>
                 <w:i/>
                 <w:color w:val="1A1A1A"/>
-                <w:sz w:val="20"/>
+                <w:sz w:val="22"/>
                 <w:szCs w:val="20"/>
               </w:rPr>
               <w:t xml:space="preserve">a</w:t>
@@ -3157,7 +3161,7 @@
               <w:rPr>
                 <w:rFonts w:ascii="Avenir Next" w:hAnsi="Avenir Next" w:cs="Avenir Next" w:eastAsia="Avenir Next"/>
                 <w:color w:val="1A1A1A"/>
-                <w:sz w:val="20"/>
+                <w:sz w:val="22"/>
                 <w:szCs w:val="20"/>
               </w:rPr>
               <w:t xml:space="preserve"> is the number of adult tickets in each order.</w:t>
@@ -3177,25 +3181,25 @@
                 <w:rFonts w:ascii="Avenir Next" w:hAnsi="Avenir Next" w:cs="Avenir Next" w:eastAsia="Avenir Next"/>
                 <w:b/>
                 <w:color w:val="003A70"/>
+                <w:sz w:val="22"/>
+                <w:szCs w:val="20"/>
+              </w:rPr>
+              <w:t xml:space="preserve">a.</w:t>
+            </w:r>
+            <w:r>
+              <w:rPr>
+                <w:rFonts w:ascii="Avenir Next" w:hAnsi="Avenir Next" w:cs="Avenir Next" w:eastAsia="Avenir Next"/>
+                <w:color w:val="1A1A1A"/>
                 <w:sz w:val="20"/>
                 <w:szCs w:val="20"/>
               </w:rPr>
-              <w:t xml:space="preserve">a.</w:t>
-            </w:r>
-            <w:r>
-              <w:rPr>
-                <w:rFonts w:ascii="Avenir Next" w:hAnsi="Avenir Next" w:cs="Avenir Next" w:eastAsia="Avenir Next"/>
-                <w:color w:val="1A1A1A"/>
-                <w:sz w:val="20"/>
-                <w:szCs w:val="20"/>
-              </w:rPr>
               <w:tab/>
             </w:r>
             <w:r>
               <w:rPr>
                 <w:rFonts w:ascii="Avenir Next" w:hAnsi="Avenir Next" w:cs="Avenir Next" w:eastAsia="Avenir Next"/>
                 <w:color w:val="1A1A1A"/>
-                <w:sz w:val="20"/>
+                <w:sz w:val="22"/>
                 <w:szCs w:val="20"/>
               </w:rPr>
               <w:t xml:space="preserve">Simplify each expression.</w:t>
@@ -3234,25 +3238,25 @@
                 <w:rFonts w:ascii="Avenir Next" w:hAnsi="Avenir Next" w:cs="Avenir Next" w:eastAsia="Avenir Next"/>
                 <w:b/>
                 <w:color w:val="003A70"/>
+                <w:sz w:val="22"/>
+                <w:szCs w:val="20"/>
+              </w:rPr>
+              <w:t xml:space="preserve">b.</w:t>
+            </w:r>
+            <w:r>
+              <w:rPr>
+                <w:rFonts w:ascii="Avenir Next" w:hAnsi="Avenir Next" w:cs="Avenir Next" w:eastAsia="Avenir Next"/>
+                <w:color w:val="1A1A1A"/>
                 <w:sz w:val="20"/>
                 <w:szCs w:val="20"/>
               </w:rPr>
-              <w:t xml:space="preserve">b.</w:t>
-            </w:r>
-            <w:r>
-              <w:rPr>
-                <w:rFonts w:ascii="Avenir Next" w:hAnsi="Avenir Next" w:cs="Avenir Next" w:eastAsia="Avenir Next"/>
-                <w:color w:val="1A1A1A"/>
-                <w:sz w:val="20"/>
-                <w:szCs w:val="20"/>
-              </w:rPr>
               <w:tab/>
             </w:r>
             <w:r>
               <w:rPr>
                 <w:rFonts w:ascii="Avenir Next" w:hAnsi="Avenir Next" w:cs="Avenir Next" w:eastAsia="Avenir Next"/>
                 <w:color w:val="1A1A1A"/>
-                <w:sz w:val="20"/>
+                <w:sz w:val="22"/>
                 <w:szCs w:val="20"/>
               </w:rPr>
               <w:t xml:space="preserve">Write and simplify the total.</w:t>
@@ -3291,10 +3295,47 @@
                 <w:rFonts w:ascii="Avenir Next" w:hAnsi="Avenir Next" w:cs="Avenir Next" w:eastAsia="Avenir Next"/>
                 <w:b/>
                 <w:color w:val="003A70"/>
+                <w:sz w:val="22"/>
+                <w:szCs w:val="20"/>
+              </w:rPr>
+              <w:t xml:space="preserve">c.</w:t>
+            </w:r>
+            <w:r>
+              <w:rPr>
+                <w:rFonts w:ascii="Avenir Next" w:hAnsi="Avenir Next" w:cs="Avenir Next" w:eastAsia="Avenir Next"/>
+                <w:color w:val="1A1A1A"/>
                 <w:sz w:val="20"/>
                 <w:szCs w:val="20"/>
               </w:rPr>
-              <w:t xml:space="preserve">c.</w:t>
+              <w:tab/>
+            </w:r>
+            <w:r>
+              <w:rPr>
+                <w:rFonts w:ascii="Avenir Next" w:hAnsi="Avenir Next" w:cs="Avenir Next" w:eastAsia="Avenir Next"/>
+                <w:color w:val="1A1A1A"/>
+                <w:sz w:val="22"/>
+                <w:szCs w:val="20"/>
+              </w:rPr>
+              <w:t xml:space="preserve">Find the total when </w:t>
+            </w:r>
+            <w:r>
+              <w:rPr>
+                <w:rFonts w:ascii="Avenir Next" w:hAnsi="Avenir Next" w:cs="Avenir Next" w:eastAsia="Avenir Next"/>
+                <w:i/>
+                <w:color w:val="1A1A1A"/>
+                <w:sz w:val="22"/>
+                <w:szCs w:val="20"/>
+              </w:rPr>
+              <w:t xml:space="preserve">a</w:t>
+            </w:r>
+            <w:r>
+              <w:rPr>
+                <w:rFonts w:ascii="Avenir Next" w:hAnsi="Avenir Next" w:cs="Avenir Next" w:eastAsia="Avenir Next"/>
+                <w:color w:val="1A1A1A"/>
+                <w:sz w:val="22"/>
+                <w:szCs w:val="20"/>
+              </w:rPr>
+              <w:t xml:space="preserve"> = 4.</w:t>
             </w:r>
             <w:r>
               <w:rPr>
@@ -3303,7 +3344,7 @@
                 <w:sz w:val="20"/>
                 <w:szCs w:val="20"/>
               </w:rPr>
-              <w:tab/>
+              <w:t xml:space="preserve">  </w:t>
             </w:r>
             <w:r>
               <w:rPr>
@@ -3311,43 +3352,6 @@
                 <w:color w:val="1A1A1A"/>
                 <w:sz w:val="20"/>
                 <w:szCs w:val="20"/>
-              </w:rPr>
-              <w:t xml:space="preserve">Find the total when </w:t>
-            </w:r>
-            <w:r>
-              <w:rPr>
-                <w:rFonts w:ascii="Avenir Next" w:hAnsi="Avenir Next" w:cs="Avenir Next" w:eastAsia="Avenir Next"/>
-                <w:i/>
-                <w:color w:val="1A1A1A"/>
-                <w:sz w:val="20"/>
-                <w:szCs w:val="20"/>
-              </w:rPr>
-              <w:t xml:space="preserve">a</w:t>
-            </w:r>
-            <w:r>
-              <w:rPr>
-                <w:rFonts w:ascii="Avenir Next" w:hAnsi="Avenir Next" w:cs="Avenir Next" w:eastAsia="Avenir Next"/>
-                <w:color w:val="1A1A1A"/>
-                <w:sz w:val="20"/>
-                <w:szCs w:val="20"/>
-              </w:rPr>
-              <w:t xml:space="preserve"> = 4.</w:t>
-            </w:r>
-            <w:r>
-              <w:rPr>
-                <w:rFonts w:ascii="Avenir Next" w:hAnsi="Avenir Next" w:cs="Avenir Next" w:eastAsia="Avenir Next"/>
-                <w:color w:val="1A1A1A"/>
-                <w:sz w:val="20"/>
-                <w:szCs w:val="20"/>
-              </w:rPr>
-              <w:t xml:space="preserve">  </w:t>
-            </w:r>
-            <w:r>
-              <w:rPr>
-                <w:rFonts w:ascii="Avenir Next" w:hAnsi="Avenir Next" w:cs="Avenir Next" w:eastAsia="Avenir Next"/>
-                <w:color w:val="1A1A1A"/>
-                <w:sz w:val="20"/>
-                <w:szCs w:val="20"/>
                 <w:u w:val="single"/>
               </w:rPr>
               <w:t xml:space="preserve">                </w:t>
@@ -3356,7 +3360,7 @@
               <w:rPr>
                 <w:rFonts w:ascii="Avenir Next" w:hAnsi="Avenir Next" w:cs="Avenir Next" w:eastAsia="Avenir Next"/>
                 <w:color w:val="1A1A1A"/>
-                <w:sz w:val="20"/>
+                <w:sz w:val="22"/>
                 <w:szCs w:val="20"/>
               </w:rPr>
               <w:t xml:space="preserve"> tickets</w:t>
@@ -3364,7 +3368,7 @@
           </w:p>
           <w:p>
             <w:pPr>
-              <w:spacing w:before="0" w:after="0" w:line="60" w:lineRule="auto"/>
+              <w:spacing w:before="0" w:after="0" w:line="50" w:lineRule="exact"/>
             </w:pPr>
           </w:p>
           <w:tbl>
@@ -3422,7 +3426,7 @@
           </w:tbl>
           <w:p>
             <w:pPr>
-              <w:spacing w:before="0" w:after="0" w:line="24" w:lineRule="auto"/>
+              <w:spacing w:before="0" w:after="0" w:line="50" w:lineRule="exact"/>
             </w:pPr>
           </w:p>
         </w:tc>
@@ -3430,11 +3434,12 @@
     </w:tbl>
     <w:p>
       <w:pPr>
-        <w:spacing w:before="0" w:after="0" w:line="20" w:lineRule="exact"/>
+        <w:spacing w:before="0" w:after="0" w:line="50" w:lineRule="exact"/>
       </w:pPr>
     </w:p>
     <w:p>
       <w:pPr>
+        <w:pStyle w:val="Heading2"/>
         <w:keepNext/>
         <w:pBdr>
           <w:bottom w:val="single" w:sz="8" w:space="3" w:color="003A70"/>
@@ -3450,7 +3455,7 @@
           <w:b/>
           <w:color w:val="003A70"/>
           <w:spacing w:val="14"/>
-          <w:sz w:val="19"/>
+          <w:sz w:val="22"/>
           <w:szCs w:val="19"/>
         </w:rPr>
         <w:t xml:space="preserve">FIND THE ERROR</w:t>
@@ -3469,7 +3474,7 @@
           <w:rFonts w:ascii="Avenir Next" w:hAnsi="Avenir Next" w:cs="Avenir Next" w:eastAsia="Avenir Next"/>
           <w:i/>
           <w:color w:val="5A5F66"/>
-          <w:sz w:val="17"/>
+          <w:sz w:val="22"/>
           <w:szCs w:val="17"/>
         </w:rPr>
         <w:t xml:space="preserve">explain the mistake, then fix it</w:t>
@@ -3477,7 +3482,7 @@
     </w:p>
     <w:p>
       <w:pPr>
-        <w:spacing w:before="0" w:after="0" w:line="20" w:lineRule="exact"/>
+        <w:spacing w:before="0" w:after="0" w:line="50" w:lineRule="exact"/>
       </w:pPr>
     </w:p>
     <w:tbl>
@@ -3527,18 +3532,18 @@
                 <w:rFonts w:ascii="Avenir Next" w:hAnsi="Avenir Next" w:cs="Avenir Next" w:eastAsia="Avenir Next"/>
                 <w:b/>
                 <w:color w:val="1A1A1A"/>
+                <w:sz w:val="22"/>
+                <w:szCs w:val="20"/>
+              </w:rPr>
+              <w:t xml:space="preserve">9.</w:t>
+            </w:r>
+            <w:r>
+              <w:rPr>
+                <w:rFonts w:ascii="Avenir Next" w:hAnsi="Avenir Next" w:cs="Avenir Next" w:eastAsia="Avenir Next"/>
+                <w:color w:val="1A1A1A"/>
                 <w:sz w:val="20"/>
                 <w:szCs w:val="20"/>
               </w:rPr>
-              <w:t xml:space="preserve">9.</w:t>
-            </w:r>
-            <w:r>
-              <w:rPr>
-                <w:rFonts w:ascii="Avenir Next" w:hAnsi="Avenir Next" w:cs="Avenir Next" w:eastAsia="Avenir Next"/>
-                <w:color w:val="1A1A1A"/>
-                <w:sz w:val="20"/>
-                <w:szCs w:val="20"/>
-              </w:rPr>
               <w:tab/>
             </w:r>
             <w:r>
@@ -3546,7 +3551,7 @@
                 <w:rFonts w:ascii="Avenir Next" w:hAnsi="Avenir Next" w:cs="Avenir Next" w:eastAsia="Avenir Next"/>
                 <w:b/>
                 <w:color w:val="1A1A1A"/>
-                <w:sz w:val="20"/>
+                <w:sz w:val="22"/>
                 <w:szCs w:val="20"/>
               </w:rPr>
               <w:t xml:space="preserve">Mateo’s Work.  </w:t>
@@ -3555,7 +3560,7 @@
               <w:rPr>
                 <w:rFonts w:ascii="Avenir Next" w:hAnsi="Avenir Next" w:cs="Avenir Next" w:eastAsia="Avenir Next"/>
                 <w:color w:val="1A1A1A"/>
-                <w:sz w:val="20"/>
+                <w:sz w:val="22"/>
                 <w:szCs w:val="20"/>
               </w:rPr>
               <w:t xml:space="preserve">Mateo rewrote 3(</w:t>
@@ -3565,7 +3570,7 @@
                 <w:rFonts w:ascii="Avenir Next" w:hAnsi="Avenir Next" w:cs="Avenir Next" w:eastAsia="Avenir Next"/>
                 <w:i/>
                 <w:color w:val="1A1A1A"/>
-                <w:sz w:val="20"/>
+                <w:sz w:val="22"/>
                 <w:szCs w:val="20"/>
               </w:rPr>
               <w:t xml:space="preserve">k</w:t>
@@ -3574,7 +3579,7 @@
               <w:rPr>
                 <w:rFonts w:ascii="Avenir Next" w:hAnsi="Avenir Next" w:cs="Avenir Next" w:eastAsia="Avenir Next"/>
                 <w:color w:val="1A1A1A"/>
-                <w:sz w:val="20"/>
+                <w:sz w:val="22"/>
                 <w:szCs w:val="20"/>
               </w:rPr>
               <w:t xml:space="preserve"> + 7) as 3</w:t>
@@ -3584,7 +3589,7 @@
                 <w:rFonts w:ascii="Avenir Next" w:hAnsi="Avenir Next" w:cs="Avenir Next" w:eastAsia="Avenir Next"/>
                 <w:i/>
                 <w:color w:val="1A1A1A"/>
-                <w:sz w:val="20"/>
+                <w:sz w:val="22"/>
                 <w:szCs w:val="20"/>
               </w:rPr>
               <w:t xml:space="preserve">k</w:t>
@@ -3593,7 +3598,7 @@
               <w:rPr>
                 <w:rFonts w:ascii="Avenir Next" w:hAnsi="Avenir Next" w:cs="Avenir Next" w:eastAsia="Avenir Next"/>
                 <w:color w:val="1A1A1A"/>
-                <w:sz w:val="20"/>
+                <w:sz w:val="22"/>
                 <w:szCs w:val="20"/>
               </w:rPr>
               <w:t xml:space="preserve"> + 7. He said he multiplied the first term inside the parentheses. Explain his mistake. Then rewrite it correctly.</w:t>
@@ -3639,7 +3644,7 @@
                 </w:tcPr>
                 <w:p>
                   <w:pPr>
-                    <w:spacing w:before="0" w:after="0" w:line="240" w:lineRule="auto"/>
+                    <w:spacing w:before="0" w:after="0" w:line="50" w:lineRule="exact"/>
                   </w:pPr>
                 </w:p>
               </w:tc>
@@ -3659,7 +3664,7 @@
                 </w:tcPr>
                 <w:p>
                   <w:pPr>
-                    <w:spacing w:before="0" w:after="0" w:line="240" w:lineRule="auto"/>
+                    <w:spacing w:before="0" w:after="0" w:line="50" w:lineRule="exact"/>
                   </w:pPr>
                 </w:p>
               </w:tc>
@@ -3679,7 +3684,7 @@
                 </w:tcPr>
                 <w:p>
                   <w:pPr>
-                    <w:spacing w:before="0" w:after="0" w:line="240" w:lineRule="auto"/>
+                    <w:spacing w:before="0" w:after="0" w:line="50" w:lineRule="exact"/>
                   </w:pPr>
                 </w:p>
               </w:tc>
@@ -3687,7 +3692,7 @@
           </w:tbl>
           <w:p>
             <w:pPr>
-              <w:spacing w:before="0" w:after="0" w:line="24" w:lineRule="auto"/>
+              <w:spacing w:before="0" w:after="0" w:line="50" w:lineRule="exact"/>
             </w:pPr>
           </w:p>
         </w:tc>
@@ -3695,11 +3700,12 @@
     </w:tbl>
     <w:p>
       <w:pPr>
-        <w:spacing w:before="0" w:after="0" w:line="20" w:lineRule="exact"/>
+        <w:spacing w:before="0" w:after="0" w:line="50" w:lineRule="exact"/>
       </w:pPr>
     </w:p>
     <w:p>
       <w:pPr>
+        <w:pStyle w:val="Heading2"/>
         <w:keepNext/>
         <w:pBdr>
           <w:bottom w:val="single" w:sz="8" w:space="3" w:color="003A70"/>
@@ -3715,7 +3721,7 @@
           <w:b/>
           <w:color w:val="003A70"/>
           <w:spacing w:val="14"/>
-          <w:sz w:val="19"/>
+          <w:sz w:val="22"/>
           <w:szCs w:val="19"/>
         </w:rPr>
         <w:t xml:space="preserve">TEST PRACTICE</w:t>
@@ -3734,7 +3740,7 @@
           <w:rFonts w:ascii="Avenir Next" w:hAnsi="Avenir Next" w:cs="Avenir Next" w:eastAsia="Avenir Next"/>
           <w:i/>
           <w:color w:val="5A5F66"/>
-          <w:sz w:val="17"/>
+          <w:sz w:val="22"/>
           <w:szCs w:val="17"/>
         </w:rPr>
         <w:t xml:space="preserve">choose the best answer</w:t>
@@ -3742,7 +3748,7 @@
     </w:p>
     <w:p>
       <w:pPr>
-        <w:spacing w:before="0" w:after="0" w:line="20" w:lineRule="exact"/>
+        <w:spacing w:before="0" w:after="0" w:line="50" w:lineRule="exact"/>
       </w:pPr>
     </w:p>
     <w:tbl>
@@ -3792,25 +3798,25 @@
                 <w:rFonts w:ascii="Avenir Next" w:hAnsi="Avenir Next" w:cs="Avenir Next" w:eastAsia="Avenir Next"/>
                 <w:b/>
                 <w:color w:val="1A1A1A"/>
+                <w:sz w:val="22"/>
+                <w:szCs w:val="20"/>
+              </w:rPr>
+              <w:t xml:space="preserve">10.</w:t>
+            </w:r>
+            <w:r>
+              <w:rPr>
+                <w:rFonts w:ascii="Avenir Next" w:hAnsi="Avenir Next" w:cs="Avenir Next" w:eastAsia="Avenir Next"/>
+                <w:color w:val="1A1A1A"/>
                 <w:sz w:val="20"/>
                 <w:szCs w:val="20"/>
               </w:rPr>
-              <w:t xml:space="preserve">10.</w:t>
-            </w:r>
-            <w:r>
-              <w:rPr>
-                <w:rFonts w:ascii="Avenir Next" w:hAnsi="Avenir Next" w:cs="Avenir Next" w:eastAsia="Avenir Next"/>
-                <w:color w:val="1A1A1A"/>
-                <w:sz w:val="20"/>
-                <w:szCs w:val="20"/>
-              </w:rPr>
               <w:tab/>
             </w:r>
             <w:r>
               <w:rPr>
                 <w:rFonts w:ascii="Avenir Next" w:hAnsi="Avenir Next" w:cs="Avenir Next" w:eastAsia="Avenir Next"/>
                 <w:color w:val="1A1A1A"/>
-                <w:sz w:val="20"/>
+                <w:sz w:val="22"/>
                 <w:szCs w:val="20"/>
               </w:rPr>
               <w:t xml:space="preserve">Which is equal to 7(</w:t>
@@ -3820,7 +3826,7 @@
                 <w:rFonts w:ascii="Avenir Next" w:hAnsi="Avenir Next" w:cs="Avenir Next" w:eastAsia="Avenir Next"/>
                 <w:i/>
                 <w:color w:val="1A1A1A"/>
-                <w:sz w:val="20"/>
+                <w:sz w:val="22"/>
                 <w:szCs w:val="20"/>
               </w:rPr>
               <w:t xml:space="preserve">b</w:t>
@@ -3829,7 +3835,7 @@
               <w:rPr>
                 <w:rFonts w:ascii="Avenir Next" w:hAnsi="Avenir Next" w:cs="Avenir Next" w:eastAsia="Avenir Next"/>
                 <w:color w:val="1A1A1A"/>
-                <w:sz w:val="20"/>
+                <w:sz w:val="22"/>
                 <w:szCs w:val="20"/>
               </w:rPr>
               <w:t xml:space="preserve"> + 6)?</w:t>
@@ -3885,44 +3891,44 @@
                       <w:rFonts w:ascii="Avenir Next" w:hAnsi="Avenir Next" w:cs="Avenir Next" w:eastAsia="Avenir Next"/>
                       <w:b/>
                       <w:color w:val="003A70"/>
+                      <w:sz w:val="22"/>
+                      <w:szCs w:val="19"/>
+                    </w:rPr>
+                    <w:t xml:space="preserve">A</w:t>
+                  </w:r>
+                  <w:r>
+                    <w:rPr>
+                      <w:rFonts w:ascii="Avenir Next" w:hAnsi="Avenir Next" w:cs="Avenir Next" w:eastAsia="Avenir Next"/>
+                      <w:color w:val="1A1A1A"/>
                       <w:sz w:val="19"/>
                       <w:szCs w:val="19"/>
                     </w:rPr>
-                    <w:t xml:space="preserve">A</w:t>
-                  </w:r>
-                  <w:r>
-                    <w:rPr>
-                      <w:rFonts w:ascii="Avenir Next" w:hAnsi="Avenir Next" w:cs="Avenir Next" w:eastAsia="Avenir Next"/>
-                      <w:color w:val="1A1A1A"/>
-                      <w:sz w:val="19"/>
+                    <w:tab/>
+                  </w:r>
+                  <w:r>
+                    <w:rPr>
+                      <w:rFonts w:ascii="Avenir Next" w:hAnsi="Avenir Next" w:cs="Avenir Next" w:eastAsia="Avenir Next"/>
+                      <w:color w:val="1A1A1A"/>
+                      <w:sz w:val="22"/>
                       <w:szCs w:val="19"/>
                     </w:rPr>
-                    <w:tab/>
-                  </w:r>
-                  <w:r>
-                    <w:rPr>
-                      <w:rFonts w:ascii="Avenir Next" w:hAnsi="Avenir Next" w:cs="Avenir Next" w:eastAsia="Avenir Next"/>
-                      <w:color w:val="1A1A1A"/>
-                      <w:sz w:val="19"/>
+                    <w:t xml:space="preserve">7</w:t>
+                  </w:r>
+                  <w:r>
+                    <w:rPr>
+                      <w:rFonts w:ascii="Avenir Next" w:hAnsi="Avenir Next" w:cs="Avenir Next" w:eastAsia="Avenir Next"/>
+                      <w:i/>
+                      <w:color w:val="1A1A1A"/>
+                      <w:sz w:val="22"/>
                       <w:szCs w:val="19"/>
                     </w:rPr>
-                    <w:t xml:space="preserve">7</w:t>
-                  </w:r>
-                  <w:r>
-                    <w:rPr>
-                      <w:rFonts w:ascii="Avenir Next" w:hAnsi="Avenir Next" w:cs="Avenir Next" w:eastAsia="Avenir Next"/>
-                      <w:i/>
-                      <w:color w:val="1A1A1A"/>
-                      <w:sz w:val="19"/>
-                      <w:szCs w:val="19"/>
-                    </w:rPr>
                     <w:t xml:space="preserve">b</w:t>
                   </w:r>
                   <w:r>
                     <w:rPr>
                       <w:rFonts w:ascii="Avenir Next" w:hAnsi="Avenir Next" w:cs="Avenir Next" w:eastAsia="Avenir Next"/>
                       <w:color w:val="1A1A1A"/>
-                      <w:sz w:val="19"/>
+                      <w:sz w:val="22"/>
                       <w:szCs w:val="19"/>
                     </w:rPr>
                     <w:t xml:space="preserve"> + 6</w:t>
@@ -3947,44 +3953,44 @@
                       <w:rFonts w:ascii="Avenir Next" w:hAnsi="Avenir Next" w:cs="Avenir Next" w:eastAsia="Avenir Next"/>
                       <w:b/>
                       <w:color w:val="003A70"/>
+                      <w:sz w:val="22"/>
+                      <w:szCs w:val="19"/>
+                    </w:rPr>
+                    <w:t xml:space="preserve">B</w:t>
+                  </w:r>
+                  <w:r>
+                    <w:rPr>
+                      <w:rFonts w:ascii="Avenir Next" w:hAnsi="Avenir Next" w:cs="Avenir Next" w:eastAsia="Avenir Next"/>
+                      <w:color w:val="1A1A1A"/>
                       <w:sz w:val="19"/>
                       <w:szCs w:val="19"/>
                     </w:rPr>
-                    <w:t xml:space="preserve">B</w:t>
-                  </w:r>
-                  <w:r>
-                    <w:rPr>
-                      <w:rFonts w:ascii="Avenir Next" w:hAnsi="Avenir Next" w:cs="Avenir Next" w:eastAsia="Avenir Next"/>
-                      <w:color w:val="1A1A1A"/>
-                      <w:sz w:val="19"/>
+                    <w:tab/>
+                  </w:r>
+                  <w:r>
+                    <w:rPr>
+                      <w:rFonts w:ascii="Avenir Next" w:hAnsi="Avenir Next" w:cs="Avenir Next" w:eastAsia="Avenir Next"/>
+                      <w:color w:val="1A1A1A"/>
+                      <w:sz w:val="22"/>
                       <w:szCs w:val="19"/>
                     </w:rPr>
-                    <w:tab/>
-                  </w:r>
-                  <w:r>
-                    <w:rPr>
-                      <w:rFonts w:ascii="Avenir Next" w:hAnsi="Avenir Next" w:cs="Avenir Next" w:eastAsia="Avenir Next"/>
-                      <w:color w:val="1A1A1A"/>
-                      <w:sz w:val="19"/>
+                    <w:t xml:space="preserve">7</w:t>
+                  </w:r>
+                  <w:r>
+                    <w:rPr>
+                      <w:rFonts w:ascii="Avenir Next" w:hAnsi="Avenir Next" w:cs="Avenir Next" w:eastAsia="Avenir Next"/>
+                      <w:i/>
+                      <w:color w:val="1A1A1A"/>
+                      <w:sz w:val="22"/>
                       <w:szCs w:val="19"/>
                     </w:rPr>
-                    <w:t xml:space="preserve">7</w:t>
-                  </w:r>
-                  <w:r>
-                    <w:rPr>
-                      <w:rFonts w:ascii="Avenir Next" w:hAnsi="Avenir Next" w:cs="Avenir Next" w:eastAsia="Avenir Next"/>
-                      <w:i/>
-                      <w:color w:val="1A1A1A"/>
-                      <w:sz w:val="19"/>
-                      <w:szCs w:val="19"/>
-                    </w:rPr>
                     <w:t xml:space="preserve">b</w:t>
                   </w:r>
                   <w:r>
                     <w:rPr>
                       <w:rFonts w:ascii="Avenir Next" w:hAnsi="Avenir Next" w:cs="Avenir Next" w:eastAsia="Avenir Next"/>
                       <w:color w:val="1A1A1A"/>
-                      <w:sz w:val="19"/>
+                      <w:sz w:val="22"/>
                       <w:szCs w:val="19"/>
                     </w:rPr>
                     <w:t xml:space="preserve"> + 13</w:t>
@@ -4009,44 +4015,44 @@
                       <w:rFonts w:ascii="Avenir Next" w:hAnsi="Avenir Next" w:cs="Avenir Next" w:eastAsia="Avenir Next"/>
                       <w:b/>
                       <w:color w:val="003A70"/>
+                      <w:sz w:val="22"/>
+                      <w:szCs w:val="19"/>
+                    </w:rPr>
+                    <w:t xml:space="preserve">C</w:t>
+                  </w:r>
+                  <w:r>
+                    <w:rPr>
+                      <w:rFonts w:ascii="Avenir Next" w:hAnsi="Avenir Next" w:cs="Avenir Next" w:eastAsia="Avenir Next"/>
+                      <w:color w:val="1A1A1A"/>
                       <w:sz w:val="19"/>
                       <w:szCs w:val="19"/>
                     </w:rPr>
-                    <w:t xml:space="preserve">C</w:t>
-                  </w:r>
-                  <w:r>
-                    <w:rPr>
-                      <w:rFonts w:ascii="Avenir Next" w:hAnsi="Avenir Next" w:cs="Avenir Next" w:eastAsia="Avenir Next"/>
-                      <w:color w:val="1A1A1A"/>
-                      <w:sz w:val="19"/>
+                    <w:tab/>
+                  </w:r>
+                  <w:r>
+                    <w:rPr>
+                      <w:rFonts w:ascii="Avenir Next" w:hAnsi="Avenir Next" w:cs="Avenir Next" w:eastAsia="Avenir Next"/>
+                      <w:color w:val="1A1A1A"/>
+                      <w:sz w:val="22"/>
                       <w:szCs w:val="19"/>
                     </w:rPr>
-                    <w:tab/>
-                  </w:r>
-                  <w:r>
-                    <w:rPr>
-                      <w:rFonts w:ascii="Avenir Next" w:hAnsi="Avenir Next" w:cs="Avenir Next" w:eastAsia="Avenir Next"/>
-                      <w:color w:val="1A1A1A"/>
-                      <w:sz w:val="19"/>
+                    <w:t xml:space="preserve">7</w:t>
+                  </w:r>
+                  <w:r>
+                    <w:rPr>
+                      <w:rFonts w:ascii="Avenir Next" w:hAnsi="Avenir Next" w:cs="Avenir Next" w:eastAsia="Avenir Next"/>
+                      <w:i/>
+                      <w:color w:val="1A1A1A"/>
+                      <w:sz w:val="22"/>
                       <w:szCs w:val="19"/>
                     </w:rPr>
-                    <w:t xml:space="preserve">7</w:t>
-                  </w:r>
-                  <w:r>
-                    <w:rPr>
-                      <w:rFonts w:ascii="Avenir Next" w:hAnsi="Avenir Next" w:cs="Avenir Next" w:eastAsia="Avenir Next"/>
-                      <w:i/>
-                      <w:color w:val="1A1A1A"/>
-                      <w:sz w:val="19"/>
-                      <w:szCs w:val="19"/>
-                    </w:rPr>
                     <w:t xml:space="preserve">b</w:t>
                   </w:r>
                   <w:r>
                     <w:rPr>
                       <w:rFonts w:ascii="Avenir Next" w:hAnsi="Avenir Next" w:cs="Avenir Next" w:eastAsia="Avenir Next"/>
                       <w:color w:val="1A1A1A"/>
-                      <w:sz w:val="19"/>
+                      <w:sz w:val="22"/>
                       <w:szCs w:val="19"/>
                     </w:rPr>
                     <w:t xml:space="preserve"> + 42</w:t>
@@ -4071,27 +4077,27 @@
                       <w:rFonts w:ascii="Avenir Next" w:hAnsi="Avenir Next" w:cs="Avenir Next" w:eastAsia="Avenir Next"/>
                       <w:b/>
                       <w:color w:val="003A70"/>
+                      <w:sz w:val="22"/>
+                      <w:szCs w:val="19"/>
+                    </w:rPr>
+                    <w:t xml:space="preserve">D</w:t>
+                  </w:r>
+                  <w:r>
+                    <w:rPr>
+                      <w:rFonts w:ascii="Avenir Next" w:hAnsi="Avenir Next" w:cs="Avenir Next" w:eastAsia="Avenir Next"/>
+                      <w:color w:val="1A1A1A"/>
                       <w:sz w:val="19"/>
                       <w:szCs w:val="19"/>
                     </w:rPr>
-                    <w:t xml:space="preserve">D</w:t>
-                  </w:r>
-                  <w:r>
-                    <w:rPr>
-                      <w:rFonts w:ascii="Avenir Next" w:hAnsi="Avenir Next" w:cs="Avenir Next" w:eastAsia="Avenir Next"/>
-                      <w:color w:val="1A1A1A"/>
-                      <w:sz w:val="19"/>
+                    <w:tab/>
+                  </w:r>
+                  <w:r>
+                    <w:rPr>
+                      <w:rFonts w:ascii="Avenir Next" w:hAnsi="Avenir Next" w:cs="Avenir Next" w:eastAsia="Avenir Next"/>
+                      <w:color w:val="1A1A1A"/>
+                      <w:sz w:val="22"/>
                       <w:szCs w:val="19"/>
                     </w:rPr>
-                    <w:tab/>
-                  </w:r>
-                  <w:r>
-                    <w:rPr>
-                      <w:rFonts w:ascii="Avenir Next" w:hAnsi="Avenir Next" w:cs="Avenir Next" w:eastAsia="Avenir Next"/>
-                      <w:color w:val="1A1A1A"/>
-                      <w:sz w:val="19"/>
-                      <w:szCs w:val="19"/>
-                    </w:rPr>
                     <w:t xml:space="preserve">13</w:t>
                   </w:r>
                   <w:r>
@@ -4099,7 +4105,7 @@
                       <w:rFonts w:ascii="Avenir Next" w:hAnsi="Avenir Next" w:cs="Avenir Next" w:eastAsia="Avenir Next"/>
                       <w:i/>
                       <w:color w:val="1A1A1A"/>
-                      <w:sz w:val="19"/>
+                      <w:sz w:val="22"/>
                       <w:szCs w:val="19"/>
                     </w:rPr>
                     <w:t xml:space="preserve">b</w:t>
@@ -4110,7 +4116,7 @@
           </w:tbl>
           <w:p>
             <w:pPr>
-              <w:spacing w:before="0" w:after="0" w:line="24" w:lineRule="auto"/>
+              <w:spacing w:before="0" w:after="0" w:line="50" w:lineRule="exact"/>
             </w:pPr>
           </w:p>
         </w:tc>
@@ -4118,12 +4124,12 @@
     </w:tbl>
     <w:p>
       <w:pPr>
-        <w:spacing w:before="0" w:after="0" w:line="20" w:lineRule="exact"/>
+        <w:spacing w:before="0" w:after="0" w:line="50" w:lineRule="exact"/>
       </w:pPr>
     </w:p>
     <w:p>
       <w:pPr>
-        <w:spacing w:before="0" w:after="0" w:line="20" w:lineRule="exact"/>
+        <w:spacing w:before="0" w:after="0" w:line="50" w:lineRule="exact"/>
       </w:pPr>
     </w:p>
     <w:tbl>
@@ -4173,25 +4179,25 @@
                 <w:rFonts w:ascii="Avenir Next" w:hAnsi="Avenir Next" w:cs="Avenir Next" w:eastAsia="Avenir Next"/>
                 <w:b/>
                 <w:color w:val="1A1A1A"/>
+                <w:sz w:val="22"/>
+                <w:szCs w:val="20"/>
+              </w:rPr>
+              <w:t xml:space="preserve">11.</w:t>
+            </w:r>
+            <w:r>
+              <w:rPr>
+                <w:rFonts w:ascii="Avenir Next" w:hAnsi="Avenir Next" w:cs="Avenir Next" w:eastAsia="Avenir Next"/>
+                <w:color w:val="1A1A1A"/>
                 <w:sz w:val="20"/>
                 <w:szCs w:val="20"/>
               </w:rPr>
-              <w:t xml:space="preserve">11.</w:t>
-            </w:r>
-            <w:r>
-              <w:rPr>
-                <w:rFonts w:ascii="Avenir Next" w:hAnsi="Avenir Next" w:cs="Avenir Next" w:eastAsia="Avenir Next"/>
-                <w:color w:val="1A1A1A"/>
-                <w:sz w:val="20"/>
-                <w:szCs w:val="20"/>
-              </w:rPr>
               <w:tab/>
             </w:r>
             <w:r>
               <w:rPr>
                 <w:rFonts w:ascii="Avenir Next" w:hAnsi="Avenir Next" w:cs="Avenir Next" w:eastAsia="Avenir Next"/>
                 <w:color w:val="1A1A1A"/>
-                <w:sz w:val="20"/>
+                <w:sz w:val="22"/>
                 <w:szCs w:val="20"/>
               </w:rPr>
               <w:t xml:space="preserve">When you distribute, you multiply the outside number by —</w:t>
@@ -4245,25 +4251,25 @@
                       <w:rFonts w:ascii="Avenir Next" w:hAnsi="Avenir Next" w:cs="Avenir Next" w:eastAsia="Avenir Next"/>
                       <w:b/>
                       <w:color w:val="003A70"/>
+                      <w:sz w:val="22"/>
+                      <w:szCs w:val="19"/>
+                    </w:rPr>
+                    <w:t xml:space="preserve">A</w:t>
+                  </w:r>
+                  <w:r>
+                    <w:rPr>
+                      <w:rFonts w:ascii="Avenir Next" w:hAnsi="Avenir Next" w:cs="Avenir Next" w:eastAsia="Avenir Next"/>
+                      <w:color w:val="1A1A1A"/>
                       <w:sz w:val="19"/>
                       <w:szCs w:val="19"/>
                     </w:rPr>
-                    <w:t xml:space="preserve">A</w:t>
-                  </w:r>
-                  <w:r>
-                    <w:rPr>
-                      <w:rFonts w:ascii="Avenir Next" w:hAnsi="Avenir Next" w:cs="Avenir Next" w:eastAsia="Avenir Next"/>
-                      <w:color w:val="1A1A1A"/>
-                      <w:sz w:val="19"/>
-                      <w:szCs w:val="19"/>
-                    </w:rPr>
                     <w:tab/>
                   </w:r>
                   <w:r>
                     <w:rPr>
                       <w:rFonts w:ascii="Avenir Next" w:hAnsi="Avenir Next" w:cs="Avenir Next" w:eastAsia="Avenir Next"/>
                       <w:color w:val="1A1A1A"/>
-                      <w:sz w:val="19"/>
+                      <w:sz w:val="22"/>
                       <w:szCs w:val="19"/>
                     </w:rPr>
                     <w:t xml:space="preserve">only the first term</w:t>
@@ -4288,25 +4294,25 @@
                       <w:rFonts w:ascii="Avenir Next" w:hAnsi="Avenir Next" w:cs="Avenir Next" w:eastAsia="Avenir Next"/>
                       <w:b/>
                       <w:color w:val="003A70"/>
+                      <w:sz w:val="22"/>
+                      <w:szCs w:val="19"/>
+                    </w:rPr>
+                    <w:t xml:space="preserve">B</w:t>
+                  </w:r>
+                  <w:r>
+                    <w:rPr>
+                      <w:rFonts w:ascii="Avenir Next" w:hAnsi="Avenir Next" w:cs="Avenir Next" w:eastAsia="Avenir Next"/>
+                      <w:color w:val="1A1A1A"/>
                       <w:sz w:val="19"/>
                       <w:szCs w:val="19"/>
                     </w:rPr>
-                    <w:t xml:space="preserve">B</w:t>
-                  </w:r>
-                  <w:r>
-                    <w:rPr>
-                      <w:rFonts w:ascii="Avenir Next" w:hAnsi="Avenir Next" w:cs="Avenir Next" w:eastAsia="Avenir Next"/>
-                      <w:color w:val="1A1A1A"/>
-                      <w:sz w:val="19"/>
-                      <w:szCs w:val="19"/>
-                    </w:rPr>
                     <w:tab/>
                   </w:r>
                   <w:r>
                     <w:rPr>
                       <w:rFonts w:ascii="Avenir Next" w:hAnsi="Avenir Next" w:cs="Avenir Next" w:eastAsia="Avenir Next"/>
                       <w:color w:val="1A1A1A"/>
-                      <w:sz w:val="19"/>
+                      <w:sz w:val="22"/>
                       <w:szCs w:val="19"/>
                     </w:rPr>
                     <w:t xml:space="preserve">every term inside</w:t>
@@ -4336,25 +4342,25 @@
                       <w:rFonts w:ascii="Avenir Next" w:hAnsi="Avenir Next" w:cs="Avenir Next" w:eastAsia="Avenir Next"/>
                       <w:b/>
                       <w:color w:val="003A70"/>
+                      <w:sz w:val="22"/>
+                      <w:szCs w:val="19"/>
+                    </w:rPr>
+                    <w:t xml:space="preserve">C</w:t>
+                  </w:r>
+                  <w:r>
+                    <w:rPr>
+                      <w:rFonts w:ascii="Avenir Next" w:hAnsi="Avenir Next" w:cs="Avenir Next" w:eastAsia="Avenir Next"/>
+                      <w:color w:val="1A1A1A"/>
                       <w:sz w:val="19"/>
                       <w:szCs w:val="19"/>
                     </w:rPr>
-                    <w:t xml:space="preserve">C</w:t>
-                  </w:r>
-                  <w:r>
-                    <w:rPr>
-                      <w:rFonts w:ascii="Avenir Next" w:hAnsi="Avenir Next" w:cs="Avenir Next" w:eastAsia="Avenir Next"/>
-                      <w:color w:val="1A1A1A"/>
-                      <w:sz w:val="19"/>
-                      <w:szCs w:val="19"/>
-                    </w:rPr>
                     <w:tab/>
                   </w:r>
                   <w:r>
                     <w:rPr>
                       <w:rFonts w:ascii="Avenir Next" w:hAnsi="Avenir Next" w:cs="Avenir Next" w:eastAsia="Avenir Next"/>
                       <w:color w:val="1A1A1A"/>
-                      <w:sz w:val="19"/>
+                      <w:sz w:val="22"/>
                       <w:szCs w:val="19"/>
                     </w:rPr>
                     <w:t xml:space="preserve">only the last term</w:t>
@@ -4379,25 +4385,25 @@
                       <w:rFonts w:ascii="Avenir Next" w:hAnsi="Avenir Next" w:cs="Avenir Next" w:eastAsia="Avenir Next"/>
                       <w:b/>
                       <w:color w:val="003A70"/>
+                      <w:sz w:val="22"/>
+                      <w:szCs w:val="19"/>
+                    </w:rPr>
+                    <w:t xml:space="preserve">D</w:t>
+                  </w:r>
+                  <w:r>
+                    <w:rPr>
+                      <w:rFonts w:ascii="Avenir Next" w:hAnsi="Avenir Next" w:cs="Avenir Next" w:eastAsia="Avenir Next"/>
+                      <w:color w:val="1A1A1A"/>
                       <w:sz w:val="19"/>
                       <w:szCs w:val="19"/>
                     </w:rPr>
-                    <w:t xml:space="preserve">D</w:t>
-                  </w:r>
-                  <w:r>
-                    <w:rPr>
-                      <w:rFonts w:ascii="Avenir Next" w:hAnsi="Avenir Next" w:cs="Avenir Next" w:eastAsia="Avenir Next"/>
-                      <w:color w:val="1A1A1A"/>
-                      <w:sz w:val="19"/>
-                      <w:szCs w:val="19"/>
-                    </w:rPr>
                     <w:tab/>
                   </w:r>
                   <w:r>
                     <w:rPr>
                       <w:rFonts w:ascii="Avenir Next" w:hAnsi="Avenir Next" w:cs="Avenir Next" w:eastAsia="Avenir Next"/>
                       <w:color w:val="1A1A1A"/>
-                      <w:sz w:val="19"/>
+                      <w:sz w:val="22"/>
                       <w:szCs w:val="19"/>
                     </w:rPr>
                     <w:t xml:space="preserve">the variable only</w:t>
@@ -4408,7 +4414,7 @@
           </w:tbl>
           <w:p>
             <w:pPr>
-              <w:spacing w:before="0" w:after="0" w:line="24" w:lineRule="auto"/>
+              <w:spacing w:before="0" w:after="0" w:line="50" w:lineRule="exact"/>
             </w:pPr>
           </w:p>
         </w:tc>
@@ -4416,11 +4422,12 @@
     </w:tbl>
     <w:p>
       <w:pPr>
-        <w:spacing w:before="0" w:after="0" w:line="20" w:lineRule="exact"/>
+        <w:spacing w:before="0" w:after="0" w:line="50" w:lineRule="exact"/>
       </w:pPr>
     </w:p>
     <w:p>
       <w:pPr>
+        <w:pStyle w:val="Heading2"/>
         <w:keepNext/>
         <w:pBdr>
           <w:bottom w:val="single" w:sz="8" w:space="3" w:color="003A70"/>
@@ -4436,7 +4443,7 @@
           <w:b/>
           <w:color w:val="003A70"/>
           <w:spacing w:val="14"/>
-          <w:sz w:val="19"/>
+          <w:sz w:val="22"/>
           <w:szCs w:val="19"/>
         </w:rPr>
         <w:t xml:space="preserve">SELF-CHECK CODE</w:t>
@@ -4455,7 +4462,7 @@
           <w:rFonts w:ascii="Avenir Next" w:hAnsi="Avenir Next" w:cs="Avenir Next" w:eastAsia="Avenir Next"/>
           <w:i/>
           <w:color w:val="5A5F66"/>
-          <w:sz w:val="17"/>
+          <w:sz w:val="22"/>
           <w:szCs w:val="17"/>
         </w:rPr>
         <w:t xml:space="preserve">find your answer · copy its letter into that problem’s box · spell a math word</w:t>
@@ -4514,7 +4521,7 @@
                 <w:rFonts w:ascii="Avenir Next" w:hAnsi="Avenir Next" w:cs="Avenir Next" w:eastAsia="Avenir Next"/>
                 <w:b/>
                 <w:color w:val="1A1A1A"/>
-                <w:sz w:val="18"/>
+                <w:sz w:val="22"/>
                 <w:szCs w:val="18"/>
               </w:rPr>
               <w:t xml:space="preserve">42</w:t>
@@ -4530,7 +4537,7 @@
                 <w:rFonts w:ascii="Avenir Next" w:hAnsi="Avenir Next" w:cs="Avenir Next" w:eastAsia="Avenir Next"/>
                 <w:b/>
                 <w:color w:val="003A70"/>
-                <w:sz w:val="18"/>
+                <w:sz w:val="22"/>
                 <w:szCs w:val="18"/>
               </w:rPr>
               <w:t xml:space="preserve">E</w:t>
@@ -4553,7 +4560,7 @@
                 <w:rFonts w:ascii="Avenir Next" w:hAnsi="Avenir Next" w:cs="Avenir Next" w:eastAsia="Avenir Next"/>
                 <w:b/>
                 <w:color w:val="1A1A1A"/>
-                <w:sz w:val="18"/>
+                <w:sz w:val="22"/>
                 <w:szCs w:val="18"/>
               </w:rPr>
               <w:t xml:space="preserve">9p + 6</w:t>
@@ -4569,7 +4576,7 @@
                 <w:rFonts w:ascii="Avenir Next" w:hAnsi="Avenir Next" w:cs="Avenir Next" w:eastAsia="Avenir Next"/>
                 <w:b/>
                 <w:color w:val="003A70"/>
-                <w:sz w:val="18"/>
+                <w:sz w:val="22"/>
                 <w:szCs w:val="18"/>
               </w:rPr>
               <w:t xml:space="preserve">Z</w:t>
@@ -4592,7 +4599,7 @@
                 <w:rFonts w:ascii="Avenir Next" w:hAnsi="Avenir Next" w:cs="Avenir Next" w:eastAsia="Avenir Next"/>
                 <w:b/>
                 <w:color w:val="1A1A1A"/>
-                <w:sz w:val="18"/>
+                <w:sz w:val="22"/>
                 <w:szCs w:val="18"/>
               </w:rPr>
               <w:t xml:space="preserve">10n + 12</w:t>
@@ -4608,7 +4615,7 @@
                 <w:rFonts w:ascii="Avenir Next" w:hAnsi="Avenir Next" w:cs="Avenir Next" w:eastAsia="Avenir Next"/>
                 <w:b/>
                 <w:color w:val="003A70"/>
-                <w:sz w:val="18"/>
+                <w:sz w:val="22"/>
                 <w:szCs w:val="18"/>
               </w:rPr>
               <w:t xml:space="preserve">D</w:t>
@@ -4631,7 +4638,7 @@
                 <w:rFonts w:ascii="Avenir Next" w:hAnsi="Avenir Next" w:cs="Avenir Next" w:eastAsia="Avenir Next"/>
                 <w:b/>
                 <w:color w:val="1A1A1A"/>
-                <w:sz w:val="18"/>
+                <w:sz w:val="22"/>
                 <w:szCs w:val="18"/>
               </w:rPr>
               <w:t xml:space="preserve">46</w:t>
@@ -4647,7 +4654,7 @@
                 <w:rFonts w:ascii="Avenir Next" w:hAnsi="Avenir Next" w:cs="Avenir Next" w:eastAsia="Avenir Next"/>
                 <w:b/>
                 <w:color w:val="003A70"/>
-                <w:sz w:val="18"/>
+                <w:sz w:val="22"/>
                 <w:szCs w:val="18"/>
               </w:rPr>
               <w:t xml:space="preserve">Y</w:t>
@@ -4670,7 +4677,7 @@
                 <w:rFonts w:ascii="Avenir Next" w:hAnsi="Avenir Next" w:cs="Avenir Next" w:eastAsia="Avenir Next"/>
                 <w:b/>
                 <w:color w:val="1A1A1A"/>
-                <w:sz w:val="18"/>
+                <w:sz w:val="22"/>
                 <w:szCs w:val="18"/>
               </w:rPr>
               <w:t xml:space="preserve">1/6</w:t>
@@ -4686,7 +4693,7 @@
                 <w:rFonts w:ascii="Avenir Next" w:hAnsi="Avenir Next" w:cs="Avenir Next" w:eastAsia="Avenir Next"/>
                 <w:b/>
                 <w:color w:val="003A70"/>
-                <w:sz w:val="18"/>
+                <w:sz w:val="22"/>
                 <w:szCs w:val="18"/>
               </w:rPr>
               <w:t xml:space="preserve">I</w:t>
@@ -4709,7 +4716,7 @@
                 <w:rFonts w:ascii="Avenir Next" w:hAnsi="Avenir Next" w:cs="Avenir Next" w:eastAsia="Avenir Next"/>
                 <w:b/>
                 <w:color w:val="1A1A1A"/>
-                <w:sz w:val="18"/>
+                <w:sz w:val="22"/>
                 <w:szCs w:val="18"/>
               </w:rPr>
               <w:t xml:space="preserve">10n + 3</w:t>
@@ -4725,7 +4732,7 @@
                 <w:rFonts w:ascii="Avenir Next" w:hAnsi="Avenir Next" w:cs="Avenir Next" w:eastAsia="Avenir Next"/>
                 <w:b/>
                 <w:color w:val="003A70"/>
-                <w:sz w:val="18"/>
+                <w:sz w:val="22"/>
                 <w:szCs w:val="18"/>
               </w:rPr>
               <w:t xml:space="preserve">Q</w:t>
@@ -4748,7 +4755,7 @@
                 <w:rFonts w:ascii="Avenir Next" w:hAnsi="Avenir Next" w:cs="Avenir Next" w:eastAsia="Avenir Next"/>
                 <w:b/>
                 <w:color w:val="1A1A1A"/>
-                <w:sz w:val="18"/>
+                <w:sz w:val="22"/>
                 <w:szCs w:val="18"/>
               </w:rPr>
               <w:t xml:space="preserve">13y + 10</w:t>
@@ -4764,7 +4771,7 @@
                 <w:rFonts w:ascii="Avenir Next" w:hAnsi="Avenir Next" w:cs="Avenir Next" w:eastAsia="Avenir Next"/>
                 <w:b/>
                 <w:color w:val="003A70"/>
-                <w:sz w:val="18"/>
+                <w:sz w:val="22"/>
                 <w:szCs w:val="18"/>
               </w:rPr>
               <w:t xml:space="preserve">I</w:t>
@@ -4787,7 +4794,7 @@
                 <w:rFonts w:ascii="Avenir Next" w:hAnsi="Avenir Next" w:cs="Avenir Next" w:eastAsia="Avenir Next"/>
                 <w:b/>
                 <w:color w:val="1A1A1A"/>
-                <w:sz w:val="18"/>
+                <w:sz w:val="22"/>
                 <w:szCs w:val="18"/>
               </w:rPr>
               <w:t xml:space="preserve">9p + 16</w:t>
@@ -4803,7 +4810,7 @@
                 <w:rFonts w:ascii="Avenir Next" w:hAnsi="Avenir Next" w:cs="Avenir Next" w:eastAsia="Avenir Next"/>
                 <w:b/>
                 <w:color w:val="003A70"/>
-                <w:sz w:val="18"/>
+                <w:sz w:val="22"/>
                 <w:szCs w:val="18"/>
               </w:rPr>
               <w:t xml:space="preserve">N</w:t>
@@ -4826,7 +4833,7 @@
                 <w:rFonts w:ascii="Avenir Next" w:hAnsi="Avenir Next" w:cs="Avenir Next" w:eastAsia="Avenir Next"/>
                 <w:b/>
                 <w:color w:val="1A1A1A"/>
-                <w:sz w:val="18"/>
+                <w:sz w:val="22"/>
                 <w:szCs w:val="18"/>
               </w:rPr>
               <w:t xml:space="preserve">6a + 22</w:t>
@@ -4842,7 +4849,7 @@
                 <w:rFonts w:ascii="Avenir Next" w:hAnsi="Avenir Next" w:cs="Avenir Next" w:eastAsia="Avenir Next"/>
                 <w:b/>
                 <w:color w:val="003A70"/>
-                <w:sz w:val="18"/>
+                <w:sz w:val="22"/>
                 <w:szCs w:val="18"/>
               </w:rPr>
               <w:t xml:space="preserve">T</w:t>
@@ -4865,7 +4872,7 @@
                 <w:rFonts w:ascii="Avenir Next" w:hAnsi="Avenir Next" w:cs="Avenir Next" w:eastAsia="Avenir Next"/>
                 <w:b/>
                 <w:color w:val="1A1A1A"/>
-                <w:sz w:val="18"/>
+                <w:sz w:val="22"/>
                 <w:szCs w:val="18"/>
               </w:rPr>
               <w:t xml:space="preserve">10q + 17</w:t>
@@ -4881,7 +4888,7 @@
                 <w:rFonts w:ascii="Avenir Next" w:hAnsi="Avenir Next" w:cs="Avenir Next" w:eastAsia="Avenir Next"/>
                 <w:b/>
                 <w:color w:val="003A70"/>
-                <w:sz w:val="18"/>
+                <w:sz w:val="22"/>
                 <w:szCs w:val="18"/>
               </w:rPr>
               <w:t xml:space="preserve">T</w:t>
@@ -4892,7 +4899,7 @@
     </w:tbl>
     <w:p>
       <w:pPr>
-        <w:spacing w:before="0" w:after="0" w:line="60" w:lineRule="auto"/>
+        <w:spacing w:before="0" w:after="0" w:line="50" w:lineRule="exact"/>
       </w:pPr>
     </w:p>
     <w:tbl>
@@ -5103,7 +5110,7 @@
     </w:tbl>
     <w:p>
       <w:pPr>
-        <w:spacing w:before="0" w:after="0" w:line="40" w:lineRule="auto"/>
+        <w:spacing w:before="0" w:after="0" w:line="50" w:lineRule="exact"/>
       </w:pPr>
     </w:p>
     <w:tbl>
@@ -5145,6 +5152,7 @@
           </w:tcPr>
           <w:p>
             <w:pPr>
+              <w:pStyle w:val="Heading2"/>
               <w:spacing w:before="0" w:after="0" w:line="240" w:lineRule="auto"/>
             </w:pPr>
             <w:r>
@@ -5182,7 +5190,7 @@
               <w:rPr>
                 <w:rFonts w:ascii="Avenir Next" w:hAnsi="Avenir Next" w:cs="Avenir Next" w:eastAsia="Avenir Next"/>
                 <w:color w:val="1A1A1A"/>
-                <w:sz w:val="17"/>
+                <w:sz w:val="22"/>
                 <w:szCs w:val="17"/>
               </w:rPr>
               <w:t xml:space="preserve">  I can do this on my own</w:t>
@@ -5211,7 +5219,7 @@
               <w:rPr>
                 <w:rFonts w:ascii="Avenir Next" w:hAnsi="Avenir Next" w:cs="Avenir Next" w:eastAsia="Avenir Next"/>
                 <w:color w:val="1A1A1A"/>
-                <w:sz w:val="17"/>
+                <w:sz w:val="22"/>
                 <w:szCs w:val="17"/>
               </w:rPr>
               <w:t xml:space="preserve">  I need a little help</w:t>
@@ -5240,7 +5248,7 @@
               <w:rPr>
                 <w:rFonts w:ascii="Avenir Next" w:hAnsi="Avenir Next" w:cs="Avenir Next" w:eastAsia="Avenir Next"/>
                 <w:color w:val="1A1A1A"/>
-                <w:sz w:val="17"/>
+                <w:sz w:val="22"/>
                 <w:szCs w:val="17"/>
               </w:rPr>
               <w:t xml:space="preserve">  I have a question about #</w:t>
@@ -5261,7 +5269,7 @@
     </w:tbl>
     <w:p>
       <w:pPr>
-        <w:spacing w:before="0" w:after="0" w:line="20" w:lineRule="exact"/>
+        <w:spacing w:before="0" w:after="0" w:line="50" w:lineRule="exact"/>
       </w:pPr>
     </w:p>
     <w:sectPr>
@@ -5347,7 +5355,106 @@
               <w:sz w:val="15"/>
               <w:szCs w:val="15"/>
             </w:rPr>
-            <w:t xml:space="preserve">Lesson 6-8  ·  Session 1  ·  Practice Form B</w:t>
+            <w:t xml:space="preserve">6-8 · Page </w:t>
+          </w:r>
+          <w:r>
+            <w:rPr>
+              <w:rFonts w:ascii="Avenir Next" w:hAnsi="Avenir Next" w:cs="Avenir Next" w:eastAsia="Avenir Next"/>
+              <w:color w:val="5A5F66"/>
+              <w:sz w:val="15"/>
+              <w:szCs w:val="15"/>
+            </w:rPr>
+            <w:fldChar w:fldCharType="begin"/>
+          </w:r>
+          <w:r>
+            <w:rPr>
+              <w:rFonts w:ascii="Avenir Next" w:hAnsi="Avenir Next" w:cs="Avenir Next" w:eastAsia="Avenir Next"/>
+              <w:color w:val="5A5F66"/>
+              <w:sz w:val="15"/>
+              <w:szCs w:val="15"/>
+            </w:rPr>
+            <w:instrText xml:space="preserve"> PAGE </w:instrText>
+          </w:r>
+          <w:r>
+            <w:rPr>
+              <w:rFonts w:ascii="Avenir Next" w:hAnsi="Avenir Next" w:cs="Avenir Next" w:eastAsia="Avenir Next"/>
+              <w:color w:val="5A5F66"/>
+              <w:sz w:val="15"/>
+              <w:szCs w:val="15"/>
+            </w:rPr>
+            <w:fldChar w:fldCharType="separate"/>
+          </w:r>
+          <w:r>
+            <w:rPr>
+              <w:rFonts w:ascii="Avenir Next" w:hAnsi="Avenir Next" w:cs="Avenir Next" w:eastAsia="Avenir Next"/>
+              <w:color w:val="5A5F66"/>
+              <w:sz w:val="15"/>
+              <w:szCs w:val="15"/>
+            </w:rPr>
+            <w:t xml:space="preserve">1</w:t>
+          </w:r>
+          <w:r>
+            <w:rPr>
+              <w:rFonts w:ascii="Avenir Next" w:hAnsi="Avenir Next" w:cs="Avenir Next" w:eastAsia="Avenir Next"/>
+              <w:color w:val="5A5F66"/>
+              <w:sz w:val="15"/>
+              <w:szCs w:val="15"/>
+            </w:rPr>
+            <w:fldChar w:fldCharType="end"/>
+          </w:r>
+          <w:r>
+            <w:rPr>
+              <w:rFonts w:ascii="Avenir Next" w:hAnsi="Avenir Next" w:cs="Avenir Next" w:eastAsia="Avenir Next"/>
+              <w:color w:val="5A5F66"/>
+              <w:sz w:val="15"/>
+              <w:szCs w:val="15"/>
+            </w:rPr>
+            <w:t xml:space="preserve"> of </w:t>
+          </w:r>
+          <w:r>
+            <w:rPr>
+              <w:rFonts w:ascii="Avenir Next" w:hAnsi="Avenir Next" w:cs="Avenir Next" w:eastAsia="Avenir Next"/>
+              <w:color w:val="5A5F66"/>
+              <w:sz w:val="15"/>
+              <w:szCs w:val="15"/>
+            </w:rPr>
+            <w:fldChar w:fldCharType="begin"/>
+          </w:r>
+          <w:r>
+            <w:rPr>
+              <w:rFonts w:ascii="Avenir Next" w:hAnsi="Avenir Next" w:cs="Avenir Next" w:eastAsia="Avenir Next"/>
+              <w:color w:val="5A5F66"/>
+              <w:sz w:val="15"/>
+              <w:szCs w:val="15"/>
+            </w:rPr>
+            <w:instrText xml:space="preserve"> NUMPAGES </w:instrText>
+          </w:r>
+          <w:r>
+            <w:rPr>
+              <w:rFonts w:ascii="Avenir Next" w:hAnsi="Avenir Next" w:cs="Avenir Next" w:eastAsia="Avenir Next"/>
+              <w:color w:val="5A5F66"/>
+              <w:sz w:val="15"/>
+              <w:szCs w:val="15"/>
+            </w:rPr>
+            <w:fldChar w:fldCharType="separate"/>
+          </w:r>
+          <w:r>
+            <w:rPr>
+              <w:rFonts w:ascii="Avenir Next" w:hAnsi="Avenir Next" w:cs="Avenir Next" w:eastAsia="Avenir Next"/>
+              <w:color w:val="5A5F66"/>
+              <w:sz w:val="15"/>
+              <w:szCs w:val="15"/>
+            </w:rPr>
+            <w:t xml:space="preserve">1</w:t>
+          </w:r>
+          <w:r>
+            <w:rPr>
+              <w:rFonts w:ascii="Avenir Next" w:hAnsi="Avenir Next" w:cs="Avenir Next" w:eastAsia="Avenir Next"/>
+              <w:color w:val="5A5F66"/>
+              <w:sz w:val="15"/>
+              <w:szCs w:val="15"/>
+            </w:rPr>
+            <w:fldChar w:fldCharType="end"/>
           </w:r>
         </w:p>
       </w:tc>
@@ -5390,5 +5497,23 @@
       </w:tblCellMar>
     </w:tblPr>
   </w:style>
+  <w:style w:type="paragraph" w:styleId="Heading1">
+    <w:name w:val="heading 1"/>
+    <w:basedOn w:val="Normal"/>
+    <w:pPr>
+      <w:outlineLvl w:val="0"/>
+      <w:keepNext w:val="0"/>
+      <w:keepLines w:val="0"/>
+    </w:pPr>
+  </w:style>
+  <w:style w:type="paragraph" w:styleId="Heading2">
+    <w:name w:val="heading 2"/>
+    <w:basedOn w:val="Normal"/>
+    <w:pPr>
+      <w:outlineLvl w:val="1"/>
+      <w:keepNext w:val="0"/>
+      <w:keepLines w:val="0"/>
+    </w:pPr>
+  </w:style>
 </w:styles>
 </file>